--- a/present/daily/2026-10-14.docx
+++ b/present/daily/2026-10-14.docx
@@ -1,29 +1,29 @@
 
 <file path=word/document.xml><?xml version="1.0" encoding="utf-8"?>
-<w:document xmlns:w="http://schemas.openxmlformats.org/wordprocessingml/2006/main">
+<w:document xmlns:wpc="http://schemas.microsoft.com/office/word/2010/wordprocessingCanvas" xmlns:cx="http://schemas.microsoft.com/office/drawing/2014/chartex" xmlns:cx1="http://schemas.microsoft.com/office/drawing/2015/9/8/chartex" xmlns:cx2="http://schemas.microsoft.com/office/drawing/2015/10/21/chartex" xmlns:cx3="http://schemas.microsoft.com/office/drawing/2016/5/9/chartex" xmlns:cx4="http://schemas.microsoft.com/office/drawing/2016/5/10/chartex" xmlns:cx5="http://schemas.microsoft.com/office/drawing/2016/5/11/chartex" xmlns:cx6="http://schemas.microsoft.com/office/drawing/2016/5/12/chartex" xmlns:cx7="http://schemas.microsoft.com/office/drawing/2016/5/13/chartex" xmlns:cx8="http://schemas.microsoft.com/office/drawing/2016/5/14/chartex" xmlns:mc="http://schemas.openxmlformats.org/markup-compatibility/2006" xmlns:o="urn:schemas-microsoft-com:office:office" xmlns:r="http://schemas.openxmlformats.org/officeDocument/2006/relationships" xmlns:m="http://schemas.openxmlformats.org/officeDocument/2006/math" xmlns:v="urn:schemas-microsoft-com:vml" xmlns:wp14="http://schemas.microsoft.com/office/word/2010/wordprocessingDrawing" xmlns:wp="http://schemas.openxmlformats.org/drawingml/2006/wordprocessingDrawing" xmlns:w="http://schemas.openxmlformats.org/wordprocessingml/2006/main" xmlns:w14="http://schemas.microsoft.com/office/word/2010/wordml" xmlns:w10="urn:schemas-microsoft-com:office:word" xmlns:w15="http://schemas.microsoft.com/office/word/2012/wordml" xmlns:wpg="http://schemas.microsoft.com/office/word/2010/wordprocessingGroup" xmlns:wpi="http://schemas.microsoft.com/office/word/2010/wordprocessingInk" xmlns:wne="http://schemas.microsoft.com/office/word/2006/wordml" xmlns:wps="http://schemas.microsoft.com/office/word/2010/wordprocessingShape" xmlns:wpsCustomData="http://www.wps.cn/officeDocument/2013/wpsCustomData" mc:Ignorable="w14 w15 wp14">
   <w:body>
     <w:p>
       <w:pPr>
-        <w:pStyle w:val="Heading1"/>
-      </w:pPr>
-      <w:r>
-        <w:t xml:space="preserve">2026-10-14（周三）· Day 2</w:t>
-      </w:r>
-    </w:p>
-    <w:p>
-      <w:pPr>
-        <w:pStyle w:val="Quote"/>
-      </w:pPr>
-      <w:r>
-        <w:t xml:space="preserve">昨天：A01 ✅ A02 ✅ A03 ❌ —— 两个星期以来第一次真的动了手，</w:t>
-      </w:r>
-      <w:r>
-        <w:rPr>
-          <w:rFonts w:ascii="Consolas" w:hAnsi="Consolas"/>
-          <w:sz w:val="19"/>
-          <w:szCs w:val="19"/>
-        </w:rPr>
-        <w:t xml:space="preserve">A02.c</w:t>
+        <w:pStyle w:val="2"/>
+      </w:pPr>
+      <w:r>
+        <w:t>2026-10-14（周三）· Day 2</w:t>
+      </w:r>
+    </w:p>
+    <w:p>
+      <w:pPr>
+        <w:pStyle w:val="7"/>
+      </w:pPr>
+      <w:r>
+        <w:t>昨天：A01 ✅ A02 ✅ A03 ❌ —— 两个星期以来第一次真的动了手，</w:t>
+      </w:r>
+      <w:r>
+        <w:rPr>
+          <w:rFonts w:ascii="Consolas" w:hAnsi="Consolas"/>
+          <w:sz w:val="19"/>
+          <w:szCs w:val="19"/>
+        </w:rPr>
+        <w:t>A02.c</w:t>
       </w:r>
       <w:r>
         <w:t xml:space="preserve"> 是完整写出来的。</w:t>
@@ -31,54 +31,51 @@
     </w:p>
     <w:p>
       <w:pPr>
-        <w:pStyle w:val="Quote"/>
-      </w:pPr>
-      <w:r>
-        <w:t xml:space="preserve">今天 110 分钟，四段。</w:t>
-      </w:r>
-      <w:r>
-        <w:rPr>
-          <w:b/>
-        </w:rPr>
-        <w:t xml:space="preserve">第 0 段不要跳</w:t>
-      </w:r>
-      <w:r>
-        <w:t xml:space="preserve">，它决定后面两段有没有意义。</w:t>
-      </w:r>
-    </w:p>
-    <w:p>
-      <w:pPr>
-        <w:pStyle w:val="HR"/>
-      </w:pPr>
-      <w:r>
-        <w:t xml:space="preserve"/>
-      </w:r>
-    </w:p>
-    <w:p>
-      <w:pPr>
-        <w:pStyle w:val="Heading2"/>
-      </w:pPr>
-      <w:r>
-        <w:t xml:space="preserve">0 · 先对齐两件事（25 分钟）</w:t>
-      </w:r>
-    </w:p>
-    <w:p>
-      <w:pPr>
-        <w:pStyle w:val="Heading3"/>
-      </w:pPr>
-      <w:r>
-        <w:t xml:space="preserve">0.1 你没交作业</w:t>
-      </w:r>
-    </w:p>
-    <w:p>
-      <w:r>
-        <w:t xml:space="preserve">昨天说好「做完交回来审」，但只说了句「完成了」。</w:t>
-      </w:r>
-      <w:r>
-        <w:rPr>
-          <w:b/>
-        </w:rPr>
-        <w:t xml:space="preserve">没有交付，这套机制就是空的</w:t>
+        <w:pStyle w:val="7"/>
+      </w:pPr>
+      <w:r>
+        <w:t>今天 110 分钟，四段。</w:t>
+      </w:r>
+      <w:r>
+        <w:rPr>
+          <w:b/>
+        </w:rPr>
+        <w:t>第 0 段不要跳</w:t>
+      </w:r>
+      <w:r>
+        <w:t>，它决定后面两段有没有意义。</w:t>
+      </w:r>
+    </w:p>
+    <w:p>
+      <w:pPr>
+        <w:pStyle w:val="11"/>
+      </w:pPr>
+    </w:p>
+    <w:p>
+      <w:pPr>
+        <w:pStyle w:val="3"/>
+      </w:pPr>
+      <w:r>
+        <w:t>0 · 先对齐两件事（25 分钟）</w:t>
+      </w:r>
+    </w:p>
+    <w:p>
+      <w:pPr>
+        <w:pStyle w:val="4"/>
+      </w:pPr>
+      <w:r>
+        <w:t>0.1 你没交作业</w:t>
+      </w:r>
+    </w:p>
+    <w:p>
+      <w:r>
+        <w:t>昨天说好「做完交回来审」，但只说了句「完成了」。</w:t>
+      </w:r>
+      <w:r>
+        <w:rPr>
+          <w:b/>
+        </w:rPr>
+        <w:t>没有交付，这套机制就是空的</w:t>
       </w:r>
       <w:r>
         <w:t xml:space="preserve"> —— 今天补上，把这四样贴到对话里：</w:t>
@@ -94,7 +91,7 @@
           <w:sz w:val="19"/>
           <w:szCs w:val="19"/>
         </w:rPr>
-        <w:t xml:space="preserve">A01.c</w:t>
+        <w:t>A01.c</w:t>
       </w:r>
       <w:r>
         <w:t xml:space="preserve"> 和 </w:t>
@@ -105,7 +102,7 @@
           <w:sz w:val="19"/>
           <w:szCs w:val="19"/>
         </w:rPr>
-        <w:t xml:space="preserve">A02.c</w:t>
+        <w:t>A02.c</w:t>
       </w:r>
       <w:r>
         <w:t xml:space="preserve"> 的完整内容</w:t>
@@ -121,7 +118,7 @@
           <w:sz w:val="19"/>
           <w:szCs w:val="19"/>
         </w:rPr>
-        <w:t xml:space="preserve">A02</w:t>
+        <w:t>A02</w:t>
       </w:r>
       <w:r>
         <w:t xml:space="preserve"> 的实际输出（</w:t>
@@ -130,21 +127,21 @@
         <w:rPr>
           <w:b/>
         </w:rPr>
-        <w:t xml:space="preserve">贴数字</w:t>
-      </w:r>
-      <w:r>
-        <w:t xml:space="preserve">，不是「跑出来了」）</w:t>
-      </w:r>
-    </w:p>
-    <w:p>
-      <w:r>
-        <w:t xml:space="preserve">3. 你用的</w:t>
-      </w:r>
-      <w:r>
-        <w:rPr>
-          <w:b/>
-        </w:rPr>
-        <w:t xml:space="preserve">编译命令</w:t>
+        <w:t>贴数字</w:t>
+      </w:r>
+      <w:r>
+        <w:t>，不是「跑出来了」）</w:t>
+      </w:r>
+    </w:p>
+    <w:p>
+      <w:r>
+        <w:t>3. 你用的</w:t>
+      </w:r>
+      <w:r>
+        <w:rPr>
+          <w:b/>
+        </w:rPr>
+        <w:t>编译命令</w:t>
       </w:r>
       <w:r>
         <w:t xml:space="preserve"> —— 在哪台机器、哪个终端、敲的什么</w:t>
@@ -152,12 +149,12 @@
     </w:p>
     <w:p>
       <w:r>
-        <w:t xml:space="preserve">4. 三个问题，逐个答：</w:t>
-      </w:r>
-    </w:p>
-    <w:p>
-      <w:pPr>
-        <w:pStyle w:val="Bullet"/>
+        <w:t>4. 三个问题，逐个答：</w:t>
+      </w:r>
+    </w:p>
+    <w:p>
+      <w:pPr>
+        <w:pStyle w:val="10"/>
       </w:pPr>
       <w:r>
         <w:t xml:space="preserve">•  你 </w:t>
@@ -168,7 +165,7 @@
           <w:sz w:val="19"/>
           <w:szCs w:val="19"/>
         </w:rPr>
-        <w:t xml:space="preserve">code/c/</w:t>
+        <w:t>code/c/</w:t>
       </w:r>
       <w:r>
         <w:t xml:space="preserve"> 里的 </w:t>
@@ -179,7 +176,7 @@
           <w:sz w:val="19"/>
           <w:szCs w:val="19"/>
         </w:rPr>
-        <w:t xml:space="preserve">A01.c</w:t>
+        <w:t>A01.c</w:t>
       </w:r>
       <w:r>
         <w:t xml:space="preserve"> </w:t>
@@ -188,15 +185,15 @@
         <w:rPr>
           <w:b/>
         </w:rPr>
-        <w:t xml:space="preserve">三行全是坏的</w:t>
-      </w:r>
-      <w:r>
-        <w:t xml:space="preserve">。你写出过能编译通过的版本吗？还是直接从这个坏版本开始的？</w:t>
-      </w:r>
-    </w:p>
-    <w:p>
-      <w:pPr>
-        <w:pStyle w:val="Bullet"/>
+        <w:t>三行全是坏的</w:t>
+      </w:r>
+      <w:r>
+        <w:t>。你写出过能编译通过的版本吗？还是直接从这个坏版本开始的？</w:t>
+      </w:r>
+    </w:p>
+    <w:p>
+      <w:pPr>
+        <w:pStyle w:val="10"/>
       </w:pPr>
       <w:r>
         <w:t xml:space="preserve">•  </w:t>
@@ -207,7 +204,7 @@
           <w:sz w:val="19"/>
           <w:szCs w:val="19"/>
         </w:rPr>
-        <w:t xml:space="preserve">A02.c</w:t>
+        <w:t>A02.c</w:t>
       </w:r>
       <w:r>
         <w:t xml:space="preserve"> 里 </w:t>
@@ -218,7 +215,7 @@
           <w:sz w:val="19"/>
           <w:szCs w:val="19"/>
         </w:rPr>
-        <w:t xml:space="preserve">sizeof(long)</w:t>
+        <w:t>sizeof(long)</w:t>
       </w:r>
       <w:r>
         <w:t xml:space="preserve"> 那行你标了 </w:t>
@@ -229,21 +226,21 @@
           <w:sz w:val="19"/>
           <w:szCs w:val="19"/>
         </w:rPr>
-        <w:t xml:space="preserve">//4</w:t>
-      </w:r>
-      <w:r>
-        <w:t xml:space="preserve">。</w:t>
-      </w:r>
-      <w:r>
-        <w:rPr>
-          <w:b/>
-        </w:rPr>
-        <w:t xml:space="preserve">这个 4 是哪台机器给的？</w:t>
-      </w:r>
-    </w:p>
-    <w:p>
-      <w:pPr>
-        <w:pStyle w:val="Bullet"/>
+        <w:t>//4</w:t>
+      </w:r>
+      <w:r>
+        <w:t>。</w:t>
+      </w:r>
+      <w:r>
+        <w:rPr>
+          <w:b/>
+        </w:rPr>
+        <w:t>这个 4 是哪台机器给的？</w:t>
+      </w:r>
+    </w:p>
+    <w:p>
+      <w:pPr>
+        <w:pStyle w:val="10"/>
       </w:pPr>
       <w:r>
         <w:t xml:space="preserve">•  用 </w:t>
@@ -254,7 +251,7 @@
           <w:sz w:val="19"/>
           <w:szCs w:val="19"/>
         </w:rPr>
-        <w:t xml:space="preserve">%ld</w:t>
+        <w:t>%ld</w:t>
       </w:r>
       <w:r>
         <w:t xml:space="preserve"> 打印 </w:t>
@@ -265,7 +262,7 @@
           <w:sz w:val="19"/>
           <w:szCs w:val="19"/>
         </w:rPr>
-        <w:t xml:space="preserve">sizeof</w:t>
+        <w:t>sizeof</w:t>
       </w:r>
       <w:r>
         <w:t xml:space="preserve"> 的结果 —— </w:t>
@@ -274,7 +271,7 @@
         <w:rPr>
           <w:b/>
         </w:rPr>
-        <w:t xml:space="preserve">这个格式符配得对吗？</w:t>
+        <w:t>这个格式符配得对吗？</w:t>
       </w:r>
       <w:r>
         <w:t xml:space="preserve"> 编译器当时说什么了？</w:t>
@@ -282,20 +279,20 @@
     </w:p>
     <w:p>
       <w:pPr>
-        <w:pStyle w:val="Heading3"/>
-      </w:pPr>
-      <w:r>
-        <w:t xml:space="preserve">0.2 你用了两个编译器，其中一个不对</w:t>
-      </w:r>
-    </w:p>
-    <w:p>
-      <w:r>
-        <w:rPr>
-          <w:rFonts w:ascii="Consolas" w:hAnsi="Consolas"/>
-          <w:sz w:val="19"/>
-          <w:szCs w:val="19"/>
-        </w:rPr>
-        <w:t xml:space="preserve">code/c/</w:t>
+        <w:pStyle w:val="4"/>
+      </w:pPr>
+      <w:r>
+        <w:t>0.2 你用了两个编译器，其中一个不对</w:t>
+      </w:r>
+    </w:p>
+    <w:p>
+      <w:r>
+        <w:rPr>
+          <w:rFonts w:ascii="Consolas" w:hAnsi="Consolas"/>
+          <w:sz w:val="19"/>
+          <w:szCs w:val="19"/>
+        </w:rPr>
+        <w:t>code/c/</w:t>
       </w:r>
       <w:r>
         <w:t xml:space="preserve"> 里现在躺着这些：</w:t>
@@ -303,20 +300,20 @@
     </w:p>
     <w:p>
       <w:pPr>
-        <w:pStyle w:val="Code"/>
-      </w:pPr>
-      <w:r>
-        <w:t xml:space="preserve">A01.ilk  A01.pdb  A01.obj  A01.exe     A02.ilk  A02.pdb  A02.obj  A02.exe     vc140.pdb     a.out</w:t>
-      </w:r>
-    </w:p>
-    <w:p>
-      <w:r>
-        <w:rPr>
-          <w:rFonts w:ascii="Consolas" w:hAnsi="Consolas"/>
-          <w:sz w:val="19"/>
-          <w:szCs w:val="19"/>
-        </w:rPr>
-        <w:t xml:space="preserve">.ilk</w:t>
+        <w:pStyle w:val="8"/>
+      </w:pPr>
+      <w:r>
+        <w:t>A01.ilk  A01.pdb  A01.obj  A01.exe     A02.ilk  A02.pdb  A02.obj  A02.exe     vc140.pdb     a.out</w:t>
+      </w:r>
+    </w:p>
+    <w:p>
+      <w:r>
+        <w:rPr>
+          <w:rFonts w:ascii="Consolas" w:hAnsi="Consolas"/>
+          <w:sz w:val="19"/>
+          <w:szCs w:val="19"/>
+        </w:rPr>
+        <w:t>.ilk</w:t>
       </w:r>
       <w:r>
         <w:t xml:space="preserve"> </w:t>
@@ -327,7 +324,7 @@
           <w:sz w:val="19"/>
           <w:szCs w:val="19"/>
         </w:rPr>
-        <w:t xml:space="preserve">.pdb</w:t>
+        <w:t>.pdb</w:t>
       </w:r>
       <w:r>
         <w:t xml:space="preserve"> </w:t>
@@ -338,7 +335,7 @@
           <w:sz w:val="19"/>
           <w:szCs w:val="19"/>
         </w:rPr>
-        <w:t xml:space="preserve">.obj</w:t>
+        <w:t>.obj</w:t>
       </w:r>
       <w:r>
         <w:t xml:space="preserve"> </w:t>
@@ -349,7 +346,7 @@
           <w:sz w:val="19"/>
           <w:szCs w:val="19"/>
         </w:rPr>
-        <w:t xml:space="preserve">.exe</w:t>
+        <w:t>.exe</w:t>
       </w:r>
       <w:r>
         <w:t xml:space="preserve"> 是 </w:t>
@@ -358,7 +355,7 @@
         <w:rPr>
           <w:b/>
         </w:rPr>
-        <w:t xml:space="preserve">MSVC（Visual Studio）</w:t>
+        <w:t>MSVC（Visual Studio）</w:t>
       </w:r>
       <w:r>
         <w:t xml:space="preserve"> 的产物 —— 你在 Windows 上用 VS Code 直接编译了。</w:t>
@@ -371,7 +368,7 @@
           <w:sz w:val="19"/>
           <w:szCs w:val="19"/>
         </w:rPr>
-        <w:t xml:space="preserve">a.out</w:t>
+        <w:t>a.out</w:t>
       </w:r>
       <w:r>
         <w:t xml:space="preserve"> 是 </w:t>
@@ -380,7 +377,7 @@
         <w:rPr>
           <w:b/>
         </w:rPr>
-        <w:t xml:space="preserve">gcc</w:t>
+        <w:t>gcc</w:t>
       </w:r>
       <w:r>
         <w:t xml:space="preserve"> 的产物 —— 你也跑过一次 gcc。</w:t>
@@ -391,7 +388,7 @@
         <w:rPr>
           <w:b/>
         </w:rPr>
-        <w:t xml:space="preserve">两个编译器会给同一种类型报出不同的字节数。</w:t>
+        <w:t>两个编译器会给同一种类型报出不同的字节数。</w:t>
       </w:r>
       <w:r>
         <w:t xml:space="preserve"> 你在 </w:t>
@@ -402,7 +399,7 @@
           <w:sz w:val="19"/>
           <w:szCs w:val="19"/>
         </w:rPr>
-        <w:t xml:space="preserve">A02.c</w:t>
+        <w:t>A02.c</w:t>
       </w:r>
       <w:r>
         <w:t xml:space="preserve"> 里写 </w:t>
@@ -413,7 +410,7 @@
           <w:sz w:val="19"/>
           <w:szCs w:val="19"/>
         </w:rPr>
-        <w:t xml:space="preserve">long</w:t>
+        <w:t>long</w:t>
       </w:r>
       <w:r>
         <w:t xml:space="preserve"> 是 4，那是 Windows 的答案：</w:t>
@@ -421,15 +418,18 @@
     </w:p>
     <w:tbl>
       <w:tblPr>
+        <w:tblStyle w:val="5"/>
         <w:tblW w:w="9000" w:type="dxa"/>
+        <w:tblInd w:w="0" w:type="dxa"/>
         <w:tblBorders>
-          <w:top w:val="single" w:sz="4" w:space="0" w:color="BFBFBF"/>
-          <w:left w:val="single" w:sz="4" w:space="0" w:color="BFBFBF"/>
-          <w:bottom w:val="single" w:sz="4" w:space="0" w:color="BFBFBF"/>
-          <w:right w:val="single" w:sz="4" w:space="0" w:color="BFBFBF"/>
-          <w:insideH w:val="single" w:sz="4" w:space="0" w:color="BFBFBF"/>
-          <w:insideV w:val="single" w:sz="4" w:space="0" w:color="BFBFBF"/>
+          <w:top w:val="single" w:color="BFBFBF" w:sz="4" w:space="0"/>
+          <w:left w:val="single" w:color="BFBFBF" w:sz="4" w:space="0"/>
+          <w:bottom w:val="single" w:color="BFBFBF" w:sz="4" w:space="0"/>
+          <w:right w:val="single" w:color="BFBFBF" w:sz="4" w:space="0"/>
+          <w:insideH w:val="single" w:color="BFBFBF" w:sz="4" w:space="0"/>
+          <w:insideV w:val="single" w:color="BFBFBF" w:sz="4" w:space="0"/>
         </w:tblBorders>
+        <w:tblLayout w:type="autofit"/>
         <w:tblCellMar>
           <w:top w:w="60" w:type="dxa"/>
           <w:left w:w="90" w:type="dxa"/>
@@ -443,6 +443,22 @@
         <w:gridCol w:w="3000"/>
       </w:tblGrid>
       <w:tr>
+        <w:tblPrEx>
+          <w:tblBorders>
+            <w:top w:val="single" w:color="BFBFBF" w:sz="4" w:space="0"/>
+            <w:left w:val="single" w:color="BFBFBF" w:sz="4" w:space="0"/>
+            <w:bottom w:val="single" w:color="BFBFBF" w:sz="4" w:space="0"/>
+            <w:right w:val="single" w:color="BFBFBF" w:sz="4" w:space="0"/>
+            <w:insideH w:val="single" w:color="BFBFBF" w:sz="4" w:space="0"/>
+            <w:insideV w:val="single" w:color="BFBFBF" w:sz="4" w:space="0"/>
+          </w:tblBorders>
+          <w:tblCellMar>
+            <w:top w:w="60" w:type="dxa"/>
+            <w:left w:w="90" w:type="dxa"/>
+            <w:bottom w:w="60" w:type="dxa"/>
+            <w:right w:w="90" w:type="dxa"/>
+          </w:tblCellMar>
+        </w:tblPrEx>
         <w:trPr>
           <w:tblHeader/>
         </w:trPr>
@@ -460,7 +476,7 @@
               <w:rPr>
                 <w:b/>
               </w:rPr>
-              <w:t xml:space="preserve">类型</w:t>
+              <w:t>类型</w:t>
             </w:r>
           </w:p>
         </w:tc>
@@ -478,7 +494,7 @@
               <w:rPr>
                 <w:b/>
               </w:rPr>
-              <w:t xml:space="preserve">Windows (MSVC)</w:t>
+              <w:t>Windows (MSVC)</w:t>
             </w:r>
           </w:p>
         </w:tc>
@@ -496,12 +512,28 @@
               <w:rPr>
                 <w:b/>
               </w:rPr>
-              <w:t xml:space="preserve">Linux (gcc x86-64)</w:t>
+              <w:t>Linux (gcc x86-64)</w:t>
             </w:r>
           </w:p>
         </w:tc>
       </w:tr>
       <w:tr>
+        <w:tblPrEx>
+          <w:tblBorders>
+            <w:top w:val="single" w:color="BFBFBF" w:sz="4" w:space="0"/>
+            <w:left w:val="single" w:color="BFBFBF" w:sz="4" w:space="0"/>
+            <w:bottom w:val="single" w:color="BFBFBF" w:sz="4" w:space="0"/>
+            <w:right w:val="single" w:color="BFBFBF" w:sz="4" w:space="0"/>
+            <w:insideH w:val="single" w:color="BFBFBF" w:sz="4" w:space="0"/>
+            <w:insideV w:val="single" w:color="BFBFBF" w:sz="4" w:space="0"/>
+          </w:tblBorders>
+          <w:tblCellMar>
+            <w:top w:w="60" w:type="dxa"/>
+            <w:left w:w="90" w:type="dxa"/>
+            <w:bottom w:w="60" w:type="dxa"/>
+            <w:right w:w="90" w:type="dxa"/>
+          </w:tblCellMar>
+        </w:tblPrEx>
         <w:tc>
           <w:tcPr>
             <w:tcW w:w="3000" w:type="dxa"/>
@@ -517,7 +549,7 @@
                 <w:sz w:val="19"/>
                 <w:szCs w:val="19"/>
               </w:rPr>
-              <w:t xml:space="preserve">int</w:t>
+              <w:t>int</w:t>
             </w:r>
           </w:p>
         </w:tc>
@@ -531,7 +563,7 @@
               <w:spacing w:before="30" w:after="30" w:line="260" w:lineRule="auto"/>
             </w:pPr>
             <w:r>
-              <w:t xml:space="preserve">4</w:t>
+              <w:t>4</w:t>
             </w:r>
           </w:p>
         </w:tc>
@@ -545,12 +577,28 @@
               <w:spacing w:before="30" w:after="30" w:line="260" w:lineRule="auto"/>
             </w:pPr>
             <w:r>
-              <w:t xml:space="preserve">4</w:t>
+              <w:t>4</w:t>
             </w:r>
           </w:p>
         </w:tc>
       </w:tr>
       <w:tr>
+        <w:tblPrEx>
+          <w:tblBorders>
+            <w:top w:val="single" w:color="BFBFBF" w:sz="4" w:space="0"/>
+            <w:left w:val="single" w:color="BFBFBF" w:sz="4" w:space="0"/>
+            <w:bottom w:val="single" w:color="BFBFBF" w:sz="4" w:space="0"/>
+            <w:right w:val="single" w:color="BFBFBF" w:sz="4" w:space="0"/>
+            <w:insideH w:val="single" w:color="BFBFBF" w:sz="4" w:space="0"/>
+            <w:insideV w:val="single" w:color="BFBFBF" w:sz="4" w:space="0"/>
+          </w:tblBorders>
+          <w:tblCellMar>
+            <w:top w:w="60" w:type="dxa"/>
+            <w:left w:w="90" w:type="dxa"/>
+            <w:bottom w:w="60" w:type="dxa"/>
+            <w:right w:w="90" w:type="dxa"/>
+          </w:tblCellMar>
+        </w:tblPrEx>
         <w:tc>
           <w:tcPr>
             <w:tcW w:w="3000" w:type="dxa"/>
@@ -566,7 +614,7 @@
                 <w:sz w:val="19"/>
                 <w:szCs w:val="19"/>
               </w:rPr>
-              <w:t xml:space="preserve">long</w:t>
+              <w:t>long</w:t>
             </w:r>
           </w:p>
         </w:tc>
@@ -583,7 +631,7 @@
               <w:rPr>
                 <w:b/>
               </w:rPr>
-              <w:t xml:space="preserve">4</w:t>
+              <w:t>4</w:t>
             </w:r>
           </w:p>
         </w:tc>
@@ -600,12 +648,28 @@
               <w:rPr>
                 <w:b/>
               </w:rPr>
-              <w:t xml:space="preserve">8</w:t>
+              <w:t>8</w:t>
             </w:r>
           </w:p>
         </w:tc>
       </w:tr>
       <w:tr>
+        <w:tblPrEx>
+          <w:tblBorders>
+            <w:top w:val="single" w:color="BFBFBF" w:sz="4" w:space="0"/>
+            <w:left w:val="single" w:color="BFBFBF" w:sz="4" w:space="0"/>
+            <w:bottom w:val="single" w:color="BFBFBF" w:sz="4" w:space="0"/>
+            <w:right w:val="single" w:color="BFBFBF" w:sz="4" w:space="0"/>
+            <w:insideH w:val="single" w:color="BFBFBF" w:sz="4" w:space="0"/>
+            <w:insideV w:val="single" w:color="BFBFBF" w:sz="4" w:space="0"/>
+          </w:tblBorders>
+          <w:tblCellMar>
+            <w:top w:w="60" w:type="dxa"/>
+            <w:left w:w="90" w:type="dxa"/>
+            <w:bottom w:w="60" w:type="dxa"/>
+            <w:right w:w="90" w:type="dxa"/>
+          </w:tblCellMar>
+        </w:tblPrEx>
         <w:tc>
           <w:tcPr>
             <w:tcW w:w="3000" w:type="dxa"/>
@@ -616,7 +680,7 @@
               <w:spacing w:before="30" w:after="30" w:line="260" w:lineRule="auto"/>
             </w:pPr>
             <w:r>
-              <w:t xml:space="preserve">指针</w:t>
+              <w:t>指针</w:t>
             </w:r>
           </w:p>
         </w:tc>
@@ -630,7 +694,7 @@
               <w:spacing w:before="30" w:after="30" w:line="260" w:lineRule="auto"/>
             </w:pPr>
             <w:r>
-              <w:t xml:space="preserve">8</w:t>
+              <w:t>8</w:t>
             </w:r>
           </w:p>
         </w:tc>
@@ -644,7 +708,7 @@
               <w:spacing w:before="30" w:after="30" w:line="260" w:lineRule="auto"/>
             </w:pPr>
             <w:r>
-              <w:t xml:space="preserve">8</w:t>
+              <w:t>8</w:t>
             </w:r>
           </w:p>
         </w:tc>
@@ -658,7 +722,7 @@
         <w:rPr>
           <w:b/>
         </w:rPr>
-        <w:t xml:space="preserve">LLP64</w:t>
+        <w:t>LLP64</w:t>
       </w:r>
       <w:r>
         <w:t xml:space="preserve">，Linux 用的是 </w:t>
@@ -667,7 +731,7 @@
         <w:rPr>
           <w:b/>
         </w:rPr>
-        <w:t xml:space="preserve">LP64</w:t>
+        <w:t>LP64</w:t>
       </w:r>
       <w:r>
         <w:t xml:space="preserve"> —— 区别就在 </w:t>
@@ -678,7 +742,7 @@
           <w:sz w:val="19"/>
           <w:szCs w:val="19"/>
         </w:rPr>
-        <w:t xml:space="preserve">long</w:t>
+        <w:t>long</w:t>
       </w:r>
       <w:r>
         <w:t xml:space="preserve"> 是多少位。</w:t>
@@ -692,23 +756,23 @@
         <w:rPr>
           <w:b/>
         </w:rPr>
-        <w:t xml:space="preserve">`A02` 的数字从今天起一律以 WSL 里 gcc 的输出为准</w:t>
-      </w:r>
-      <w:r>
-        <w:t xml:space="preserve">。</w:t>
-      </w:r>
-    </w:p>
-    <w:p>
-      <w:r>
-        <w:t xml:space="preserve">这不是细节：</w:t>
-      </w:r>
-      <w:r>
-        <w:rPr>
-          <w:rFonts w:ascii="Consolas" w:hAnsi="Consolas"/>
-          <w:sz w:val="19"/>
-          <w:szCs w:val="19"/>
-        </w:rPr>
-        <w:t xml:space="preserve">long</w:t>
+        <w:t>`A02` 的数字从今天起一律以 WSL 里 gcc 的输出为准</w:t>
+      </w:r>
+      <w:r>
+        <w:t>。</w:t>
+      </w:r>
+    </w:p>
+    <w:p>
+      <w:r>
+        <w:t>这不是细节：</w:t>
+      </w:r>
+      <w:r>
+        <w:rPr>
+          <w:rFonts w:ascii="Consolas" w:hAnsi="Consolas"/>
+          <w:sz w:val="19"/>
+          <w:szCs w:val="19"/>
+        </w:rPr>
+        <w:t>long</w:t>
       </w:r>
       <w:r>
         <w:t xml:space="preserve"> 在两边差一倍，是真实的跨平台 bug 来源，也是面试里会问的东西。</w:t>
@@ -716,43 +780,65 @@
     </w:p>
     <w:p>
       <w:pPr>
-        <w:pStyle w:val="Heading3"/>
-      </w:pPr>
-      <w:r>
-        <w:t xml:space="preserve">0.3 重跑 A02（在 WSL 里）</w:t>
-      </w:r>
-    </w:p>
-    <w:p>
-      <w:pPr>
-        <w:pStyle w:val="Code"/>
-      </w:pPr>
-      <w:r>
-        <w:t xml:space="preserve">wsl -d Ubuntu</w:t>
-        <w:br/>
-        <w:t xml:space="preserve">cd "/mnt/d/Claude_code/职业规划导师/present/code/c"</w:t>
-        <w:br/>
-        <w:t xml:space="preserve"/>
-        <w:br/>
-        <w:t xml:space="preserve"># 第一条：严格模式，警告当错误。很可能编不过 —— 看清楚它抱怨哪一行</w:t>
-        <w:br/>
-        <w:t xml:space="preserve">gcc -Wall -Wextra -Werror -o build/A02 A02.c</w:t>
-        <w:br/>
-        <w:t xml:space="preserve"/>
-        <w:br/>
-        <w:t xml:space="preserve"># 第二条：放宽，先让它编出来，拿 Linux 上的真实数字</w:t>
-        <w:br/>
-        <w:t xml:space="preserve">gcc -Wall -Wextra -o build/A02 A02.c &amp;&amp; ./build/A02</w:t>
-      </w:r>
-    </w:p>
-    <w:p>
-      <w:pPr>
-        <w:pStyle w:val="Quote"/>
-      </w:pPr>
-      <w:r>
-        <w:rPr>
-          <w:b/>
-        </w:rPr>
-        <w:t xml:space="preserve">两条都要跑。</w:t>
+        <w:pStyle w:val="4"/>
+      </w:pPr>
+      <w:r>
+        <w:t>0.3 重跑 A02（在 WSL 里）</w:t>
+      </w:r>
+    </w:p>
+    <w:p>
+      <w:pPr>
+        <w:pStyle w:val="8"/>
+      </w:pPr>
+      <w:r>
+        <w:t>wsl -d Ubuntu</w:t>
+      </w:r>
+      <w:r>
+        <w:br w:type="textWrapping"/>
+      </w:r>
+      <w:r>
+        <w:t>cd "/mnt/d/Claude_code/职业规划导师/present/code/c"</w:t>
+      </w:r>
+      <w:r>
+        <w:br w:type="textWrapping"/>
+      </w:r>
+      <w:r>
+        <w:br w:type="textWrapping"/>
+      </w:r>
+      <w:r>
+        <w:t># 第一条：严格模式，警告当错误。很可能编不过 —— 看清楚它抱怨哪一行</w:t>
+      </w:r>
+      <w:r>
+        <w:br w:type="textWrapping"/>
+      </w:r>
+      <w:r>
+        <w:t>gcc -Wall -Wextra -Werror -o build/A02 A02.c</w:t>
+      </w:r>
+      <w:r>
+        <w:br w:type="textWrapping"/>
+      </w:r>
+      <w:r>
+        <w:br w:type="textWrapping"/>
+      </w:r>
+      <w:r>
+        <w:t># 第二条：放宽，先让它编出来，拿 Linux 上的真实数字</w:t>
+      </w:r>
+      <w:r>
+        <w:br w:type="textWrapping"/>
+      </w:r>
+      <w:r>
+        <w:t>gcc -Wall -Wextra -o build/A02 A02.c &amp;&amp; ./build/A02</w:t>
+      </w:r>
+    </w:p>
+    <w:p>
+      <w:pPr>
+        <w:pStyle w:val="7"/>
+      </w:pPr>
+      <w:r>
+        <w:rPr>
+          <w:b/>
+        </w:rPr>
+        <w:t>两条都要跑。</w:t>
       </w:r>
       <w:r>
         <w:t xml:space="preserve"> 第一条是用来</w:t>
@@ -761,24 +847,24 @@
         <w:rPr>
           <w:b/>
         </w:rPr>
-        <w:t xml:space="preserve">看见警告</w:t>
-      </w:r>
-      <w:r>
-        <w:t xml:space="preserve">的，第二条才是拿数字的。</w:t>
-      </w:r>
-    </w:p>
-    <w:p>
-      <w:pPr>
-        <w:pStyle w:val="Quote"/>
-      </w:pPr>
-      <w:r>
-        <w:t xml:space="preserve">编不过就</w:t>
-      </w:r>
-      <w:r>
-        <w:rPr>
-          <w:b/>
-        </w:rPr>
-        <w:t xml:space="preserve">不要改代码</w:t>
+        <w:t>看见警告</w:t>
+      </w:r>
+      <w:r>
+        <w:t>的，第二条才是拿数字的。</w:t>
+      </w:r>
+    </w:p>
+    <w:p>
+      <w:pPr>
+        <w:pStyle w:val="7"/>
+      </w:pPr>
+      <w:r>
+        <w:t>编不过就</w:t>
+      </w:r>
+      <w:r>
+        <w:rPr>
+          <w:b/>
+        </w:rPr>
+        <w:t>不要改代码</w:t>
       </w:r>
       <w:r>
         <w:t xml:space="preserve"> —— 把报错原文一字不改抄进 journal，那是今天最好的素材。</w:t>
@@ -786,23 +872,23 @@
     </w:p>
     <w:p>
       <w:pPr>
-        <w:pStyle w:val="Heading3"/>
-      </w:pPr>
-      <w:r>
-        <w:t xml:space="preserve">0.4 顺手清一下源码目录</w:t>
-      </w:r>
-    </w:p>
-    <w:p>
-      <w:pPr>
-        <w:pStyle w:val="Code"/>
-      </w:pPr>
-      <w:r>
-        <w:t xml:space="preserve">rm -f *.ilk *.pdb *.obj *.exe a.out vc140.pdb</w:t>
-      </w:r>
-    </w:p>
-    <w:p>
-      <w:pPr>
-        <w:pStyle w:val="Quote"/>
+        <w:pStyle w:val="4"/>
+      </w:pPr>
+      <w:r>
+        <w:t>0.4 顺手清一下源码目录</w:t>
+      </w:r>
+    </w:p>
+    <w:p>
+      <w:pPr>
+        <w:pStyle w:val="8"/>
+      </w:pPr>
+      <w:r>
+        <w:t>rm -f *.ilk *.pdb *.obj *.exe a.out vc140.pdb</w:t>
+      </w:r>
+    </w:p>
+    <w:p>
+      <w:pPr>
+        <w:pStyle w:val="7"/>
       </w:pPr>
       <w:r>
         <w:t xml:space="preserve">我已经把 </w:t>
@@ -813,7 +899,7 @@
           <w:sz w:val="19"/>
           <w:szCs w:val="19"/>
         </w:rPr>
-        <w:t xml:space="preserve">*.ilk</w:t>
+        <w:t>*.ilk</w:t>
       </w:r>
       <w:r>
         <w:t xml:space="preserve"> </w:t>
@@ -824,7 +910,7 @@
           <w:sz w:val="19"/>
           <w:szCs w:val="19"/>
         </w:rPr>
-        <w:t xml:space="preserve">*.pdb</w:t>
+        <w:t>*.pdb</w:t>
       </w:r>
       <w:r>
         <w:t xml:space="preserve"> </w:t>
@@ -835,7 +921,7 @@
           <w:sz w:val="19"/>
           <w:szCs w:val="19"/>
         </w:rPr>
-        <w:t xml:space="preserve">*.idb</w:t>
+        <w:t>*.idb</w:t>
       </w:r>
       <w:r>
         <w:t xml:space="preserve"> 这些后缀加进 </w:t>
@@ -846,7 +932,7 @@
           <w:sz w:val="19"/>
           <w:szCs w:val="19"/>
         </w:rPr>
-        <w:t xml:space="preserve">.gitignore</w:t>
+        <w:t>.gitignore</w:t>
       </w:r>
       <w:r>
         <w:t xml:space="preserve"> 了 ——</w:t>
@@ -854,7 +940,7 @@
     </w:p>
     <w:p>
       <w:pPr>
-        <w:pStyle w:val="Quote"/>
+        <w:pStyle w:val="7"/>
       </w:pPr>
       <w:r>
         <w:t xml:space="preserve">你当时离「把 22MB 的 PDB 文件推上公开仓库」只差一条 </w:t>
@@ -865,73 +951,70 @@
           <w:sz w:val="19"/>
           <w:szCs w:val="19"/>
         </w:rPr>
-        <w:t xml:space="preserve">git add .</w:t>
-      </w:r>
-      <w:r>
-        <w:t xml:space="preserve">。</w:t>
-      </w:r>
-    </w:p>
-    <w:p>
-      <w:pPr>
-        <w:pStyle w:val="Quote"/>
-      </w:pPr>
-      <w:r>
-        <w:t xml:space="preserve">现在推不上去了，但目录里也别留着，看见会分心。</w:t>
-      </w:r>
-      <w:r>
-        <w:rPr>
-          <w:b/>
-        </w:rPr>
-        <w:t xml:space="preserve">源码目录里只放源码。</w:t>
-      </w:r>
-    </w:p>
-    <w:p>
-      <w:pPr>
-        <w:pStyle w:val="HR"/>
-      </w:pPr>
-      <w:r>
-        <w:t xml:space="preserve"/>
-      </w:r>
-    </w:p>
-    <w:p>
-      <w:pPr>
-        <w:pStyle w:val="Heading2"/>
-      </w:pPr>
-      <w:r>
-        <w:t xml:space="preserve">1 · A03 · 同一个数的五种面孔（30 分钟）</w:t>
-      </w:r>
-    </w:p>
-    <w:p>
-      <w:r>
-        <w:rPr>
-          <w:b/>
-        </w:rPr>
-        <w:t xml:space="preserve">文件：`A03.c`</w:t>
-      </w:r>
-    </w:p>
-    <w:p>
-      <w:pPr>
-        <w:pStyle w:val="Quote"/>
-      </w:pPr>
-      <w:r>
-        <w:t xml:space="preserve">这条是</w:t>
-      </w:r>
-      <w:r>
-        <w:rPr>
-          <w:b/>
-        </w:rPr>
-        <w:t xml:space="preserve">故意破例</w:t>
-      </w:r>
-      <w:r>
-        <w:t xml:space="preserve">。</w:t>
-      </w:r>
-      <w:r>
-        <w:rPr>
-          <w:rFonts w:ascii="Consolas" w:hAnsi="Consolas"/>
-          <w:sz w:val="19"/>
-          <w:szCs w:val="19"/>
-        </w:rPr>
-        <w:t xml:space="preserve">daily/README.md</w:t>
+        <w:t>git add .</w:t>
+      </w:r>
+      <w:r>
+        <w:t>。</w:t>
+      </w:r>
+    </w:p>
+    <w:p>
+      <w:pPr>
+        <w:pStyle w:val="7"/>
+      </w:pPr>
+      <w:r>
+        <w:t>现在推不上去了，但目录里也别留着，看见会分心。</w:t>
+      </w:r>
+      <w:r>
+        <w:rPr>
+          <w:b/>
+        </w:rPr>
+        <w:t>源码目录里只放源码。</w:t>
+      </w:r>
+    </w:p>
+    <w:p>
+      <w:pPr>
+        <w:pStyle w:val="11"/>
+      </w:pPr>
+    </w:p>
+    <w:p>
+      <w:pPr>
+        <w:pStyle w:val="3"/>
+      </w:pPr>
+      <w:r>
+        <w:t>1 · A03 · 同一个数的五种面孔（30 分钟）</w:t>
+      </w:r>
+    </w:p>
+    <w:p>
+      <w:r>
+        <w:rPr>
+          <w:b/>
+        </w:rPr>
+        <w:t>文件：`A03.c`</w:t>
+      </w:r>
+    </w:p>
+    <w:p>
+      <w:pPr>
+        <w:pStyle w:val="7"/>
+      </w:pPr>
+      <w:r>
+        <w:t>这条是</w:t>
+      </w:r>
+      <w:r>
+        <w:rPr>
+          <w:b/>
+        </w:rPr>
+        <w:t>故意破例</w:t>
+      </w:r>
+      <w:r>
+        <w:t>。</w:t>
+      </w:r>
+      <w:r>
+        <w:rPr>
+          <w:rFonts w:ascii="Consolas" w:hAnsi="Consolas"/>
+          <w:sz w:val="19"/>
+          <w:szCs w:val="19"/>
+        </w:rPr>
+        <w:t>daily/README.md</w:t>
       </w:r>
       <w:r>
         <w:t xml:space="preserve"> 写着「过期不补」，但 A03 不是欠账 ——</w:t>
@@ -939,36 +1022,36 @@
     </w:p>
     <w:p>
       <w:pPr>
-        <w:pStyle w:val="Quote"/>
-      </w:pPr>
-      <w:r>
-        <w:t xml:space="preserve">它是 A01 的下半场：A01 让你</w:t>
-      </w:r>
-      <w:r>
-        <w:rPr>
-          <w:b/>
-        </w:rPr>
-        <w:t xml:space="preserve">故意弄坏</w:t>
-      </w:r>
-      <w:r>
-        <w:t xml:space="preserve">格式串，A03 让你</w:t>
-      </w:r>
-      <w:r>
-        <w:rPr>
-          <w:b/>
-        </w:rPr>
-        <w:t xml:space="preserve">搞清楚</w:t>
-      </w:r>
-      <w:r>
-        <w:t xml:space="preserve">每个格式符到底是什么。</w:t>
-      </w:r>
-    </w:p>
-    <w:p>
-      <w:pPr>
-        <w:pStyle w:val="Quote"/>
-      </w:pPr>
-      <w:r>
-        <w:t xml:space="preserve">这两件事隔开一周做等于白做，所以给你今天 30 分钟。</w:t>
+        <w:pStyle w:val="7"/>
+      </w:pPr>
+      <w:r>
+        <w:t>它是 A01 的下半场：A01 让你</w:t>
+      </w:r>
+      <w:r>
+        <w:rPr>
+          <w:b/>
+        </w:rPr>
+        <w:t>故意弄坏</w:t>
+      </w:r>
+      <w:r>
+        <w:t>格式串，A03 让你</w:t>
+      </w:r>
+      <w:r>
+        <w:rPr>
+          <w:b/>
+        </w:rPr>
+        <w:t>搞清楚</w:t>
+      </w:r>
+      <w:r>
+        <w:t>每个格式符到底是什么。</w:t>
+      </w:r>
+    </w:p>
+    <w:p>
+      <w:pPr>
+        <w:pStyle w:val="7"/>
+      </w:pPr>
+      <w:r>
+        <w:t>这两件事隔开一周做等于白做，所以给你今天 30 分钟。</w:t>
       </w:r>
     </w:p>
     <w:p>
@@ -981,18 +1064,18 @@
           <w:sz w:val="19"/>
           <w:szCs w:val="19"/>
         </w:rPr>
-        <w:t xml:space="preserve">int n = 65;</w:t>
-      </w:r>
-      <w:r>
-        <w:t xml:space="preserve">，用这五个格式符各输出一次：</w:t>
-      </w:r>
-      <w:r>
-        <w:rPr>
-          <w:rFonts w:ascii="Consolas" w:hAnsi="Consolas"/>
-          <w:sz w:val="19"/>
-          <w:szCs w:val="19"/>
-        </w:rPr>
-        <w:t xml:space="preserve">%d</w:t>
+        <w:t>int n = 65;</w:t>
+      </w:r>
+      <w:r>
+        <w:t>，用这五个格式符各输出一次：</w:t>
+      </w:r>
+      <w:r>
+        <w:rPr>
+          <w:rFonts w:ascii="Consolas" w:hAnsi="Consolas"/>
+          <w:sz w:val="19"/>
+          <w:szCs w:val="19"/>
+        </w:rPr>
+        <w:t>%d</w:t>
       </w:r>
       <w:r>
         <w:t xml:space="preserve"> </w:t>
@@ -1003,7 +1086,7 @@
           <w:sz w:val="19"/>
           <w:szCs w:val="19"/>
         </w:rPr>
-        <w:t xml:space="preserve">%u</w:t>
+        <w:t>%u</w:t>
       </w:r>
       <w:r>
         <w:t xml:space="preserve"> </w:t>
@@ -1014,7 +1097,7 @@
           <w:sz w:val="19"/>
           <w:szCs w:val="19"/>
         </w:rPr>
-        <w:t xml:space="preserve">%x</w:t>
+        <w:t>%x</w:t>
       </w:r>
       <w:r>
         <w:t xml:space="preserve"> </w:t>
@@ -1025,7 +1108,7 @@
           <w:sz w:val="19"/>
           <w:szCs w:val="19"/>
         </w:rPr>
-        <w:t xml:space="preserve">%o</w:t>
+        <w:t>%o</w:t>
       </w:r>
       <w:r>
         <w:t xml:space="preserve"> </w:t>
@@ -1036,10 +1119,10 @@
           <w:sz w:val="19"/>
           <w:szCs w:val="19"/>
         </w:rPr>
-        <w:t xml:space="preserve">%c</w:t>
-      </w:r>
-      <w:r>
-        <w:t xml:space="preserve">。</w:t>
+        <w:t>%c</w:t>
+      </w:r>
+      <w:r>
+        <w:t>。</w:t>
       </w:r>
     </w:p>
     <w:p>
@@ -1052,7 +1135,7 @@
           <w:sz w:val="19"/>
           <w:szCs w:val="19"/>
         </w:rPr>
-        <w:t xml:space="preserve">n</w:t>
+        <w:t>n</w:t>
       </w:r>
       <w:r>
         <w:t xml:space="preserve"> 改成 </w:t>
@@ -1063,27 +1146,27 @@
           <w:sz w:val="19"/>
           <w:szCs w:val="19"/>
         </w:rPr>
-        <w:t xml:space="preserve">-1</w:t>
-      </w:r>
-      <w:r>
-        <w:t xml:space="preserve">，</w:t>
-      </w:r>
-      <w:r>
-        <w:rPr>
-          <w:b/>
-        </w:rPr>
-        <w:t xml:space="preserve">同样的五个格式符再跑一遍</w:t>
-      </w:r>
-      <w:r>
-        <w:t xml:space="preserve">。</w:t>
-      </w:r>
-    </w:p>
-    <w:p>
-      <w:pPr>
-        <w:pStyle w:val="Heading3"/>
-      </w:pPr>
-      <w:r>
-        <w:t xml:space="preserve">做完要在心里能回答</w:t>
+        <w:t>-1</w:t>
+      </w:r>
+      <w:r>
+        <w:t>，</w:t>
+      </w:r>
+      <w:r>
+        <w:rPr>
+          <w:b/>
+        </w:rPr>
+        <w:t>同样的五个格式符再跑一遍</w:t>
+      </w:r>
+      <w:r>
+        <w:t>。</w:t>
+      </w:r>
+    </w:p>
+    <w:p>
+      <w:pPr>
+        <w:pStyle w:val="4"/>
+      </w:pPr>
+      <w:r>
+        <w:t>做完要在心里能回答</w:t>
       </w:r>
     </w:p>
     <w:p>
@@ -1096,7 +1179,7 @@
           <w:sz w:val="19"/>
           <w:szCs w:val="19"/>
         </w:rPr>
-        <w:t xml:space="preserve">65</w:t>
+        <w:t>65</w:t>
       </w:r>
       <w:r>
         <w:t xml:space="preserve"> 用 </w:t>
@@ -1107,7 +1190,7 @@
           <w:sz w:val="19"/>
           <w:szCs w:val="19"/>
         </w:rPr>
-        <w:t xml:space="preserve">%c</w:t>
+        <w:t>%c</w:t>
       </w:r>
       <w:r>
         <w:t xml:space="preserve"> 打出来是什么字符？</w:t>
@@ -1118,7 +1201,7 @@
           <w:sz w:val="19"/>
           <w:szCs w:val="19"/>
         </w:rPr>
-        <w:t xml:space="preserve">-1</w:t>
+        <w:t>-1</w:t>
       </w:r>
       <w:r>
         <w:t xml:space="preserve"> 用 </w:t>
@@ -1129,7 +1212,7 @@
           <w:sz w:val="19"/>
           <w:szCs w:val="19"/>
         </w:rPr>
-        <w:t xml:space="preserve">%c</w:t>
+        <w:t>%c</w:t>
       </w:r>
       <w:r>
         <w:t xml:space="preserve"> 又是什么？</w:t>
@@ -1145,7 +1228,7 @@
           <w:sz w:val="19"/>
           <w:szCs w:val="19"/>
         </w:rPr>
-        <w:t xml:space="preserve">-1</w:t>
+        <w:t>-1</w:t>
       </w:r>
       <w:r>
         <w:t xml:space="preserve"> 用 </w:t>
@@ -1156,7 +1239,7 @@
           <w:sz w:val="19"/>
           <w:szCs w:val="19"/>
         </w:rPr>
-        <w:t xml:space="preserve">%u</w:t>
+        <w:t>%u</w:t>
       </w:r>
       <w:r>
         <w:t xml:space="preserve"> 打出来是一个很大的正整数。</w:t>
@@ -1165,7 +1248,7 @@
         <w:rPr>
           <w:b/>
         </w:rPr>
-        <w:t xml:space="preserve">为什么是这个数？</w:t>
+        <w:t>为什么是这个数？</w:t>
       </w:r>
     </w:p>
     <w:p>
@@ -1178,7 +1261,7 @@
           <w:sz w:val="19"/>
           <w:szCs w:val="19"/>
         </w:rPr>
-        <w:t xml:space="preserve">-1</w:t>
+        <w:t>-1</w:t>
       </w:r>
       <w:r>
         <w:t xml:space="preserve"> 用 </w:t>
@@ -1189,7 +1272,7 @@
           <w:sz w:val="19"/>
           <w:szCs w:val="19"/>
         </w:rPr>
-        <w:t xml:space="preserve">%x</w:t>
+        <w:t>%x</w:t>
       </w:r>
       <w:r>
         <w:t xml:space="preserve"> 打出来是几个 </w:t>
@@ -1200,49 +1283,46 @@
           <w:sz w:val="19"/>
           <w:szCs w:val="19"/>
         </w:rPr>
-        <w:t xml:space="preserve">f</w:t>
-      </w:r>
-      <w:r>
-        <w:t xml:space="preserve">？为什么是这个个数？</w:t>
-      </w:r>
-    </w:p>
-    <w:p>
-      <w:pPr>
-        <w:pStyle w:val="Quote"/>
-      </w:pPr>
-      <w:r>
-        <w:t xml:space="preserve">第 2、3 问是</w:t>
-      </w:r>
-      <w:r>
-        <w:rPr>
-          <w:b/>
-        </w:rPr>
-        <w:t xml:space="preserve">补码（two's complement）</w:t>
-      </w:r>
-      <w:r>
-        <w:t xml:space="preserve">的入口。现在答不出来是正常的，把</w:t>
-      </w:r>
-      <w:r>
-        <w:rPr>
-          <w:b/>
-        </w:rPr>
-        <w:t xml:space="preserve">现象</w:t>
-      </w:r>
-      <w:r>
-        <w:t xml:space="preserve">抄下来。</w:t>
-      </w:r>
-    </w:p>
-    <w:p>
-      <w:pPr>
-        <w:pStyle w:val="HR"/>
-      </w:pPr>
-      <w:r>
-        <w:t xml:space="preserve"/>
-      </w:r>
-    </w:p>
-    <w:p>
-      <w:pPr>
-        <w:pStyle w:val="Heading2"/>
+        <w:t>f</w:t>
+      </w:r>
+      <w:r>
+        <w:t>？为什么是这个个数？</w:t>
+      </w:r>
+    </w:p>
+    <w:p>
+      <w:pPr>
+        <w:pStyle w:val="7"/>
+      </w:pPr>
+      <w:r>
+        <w:t>第 2、3 问是</w:t>
+      </w:r>
+      <w:r>
+        <w:rPr>
+          <w:b/>
+        </w:rPr>
+        <w:t>补码（two's complement）</w:t>
+      </w:r>
+      <w:r>
+        <w:t>的入口。现在答不出来是正常的，把</w:t>
+      </w:r>
+      <w:r>
+        <w:rPr>
+          <w:b/>
+        </w:rPr>
+        <w:t>现象</w:t>
+      </w:r>
+      <w:r>
+        <w:t>抄下来。</w:t>
+      </w:r>
+    </w:p>
+    <w:p>
+      <w:pPr>
+        <w:pStyle w:val="11"/>
+      </w:pPr>
+    </w:p>
+    <w:p>
+      <w:pPr>
+        <w:pStyle w:val="3"/>
       </w:pPr>
       <w:r>
         <w:t xml:space="preserve">2 · B01 · </w:t>
@@ -1253,7 +1333,7 @@
           <w:sz w:val="19"/>
           <w:szCs w:val="19"/>
         </w:rPr>
-        <w:t xml:space="preserve">char*</w:t>
+        <w:t>char*</w:t>
       </w:r>
       <w:r>
         <w:t xml:space="preserve"> 和 </w:t>
@@ -1264,7 +1344,7 @@
           <w:sz w:val="19"/>
           <w:szCs w:val="19"/>
         </w:rPr>
-        <w:t xml:space="preserve">char[]</w:t>
+        <w:t>char[]</w:t>
       </w:r>
       <w:r>
         <w:t xml:space="preserve"> 到底差在哪（50 分钟）</w:t>
@@ -1275,7 +1355,7 @@
         <w:rPr>
           <w:b/>
         </w:rPr>
-        <w:t xml:space="preserve">文件：`B01.c`</w:t>
+        <w:t>文件：`B01.c`</w:t>
       </w:r>
       <w:r>
         <w:t xml:space="preserve"> —— </w:t>
@@ -1284,22 +1364,26 @@
         <w:rPr>
           <w:b/>
         </w:rPr>
-        <w:t xml:space="preserve">这是本轮最重要的一题，别跳过。</w:t>
-      </w:r>
-    </w:p>
-    <w:p>
-      <w:r>
-        <w:t xml:space="preserve">写好这两行，然后逐个做实验：</w:t>
-      </w:r>
-    </w:p>
-    <w:p>
-      <w:pPr>
-        <w:pStyle w:val="Code"/>
-      </w:pPr>
-      <w:r>
-        <w:t xml:space="preserve">char s1[] = "hello";</w:t>
-        <w:br/>
-        <w:t xml:space="preserve">char *s2 = "hello";</w:t>
+        <w:t>这是本轮最重要的一题，别跳过。</w:t>
+      </w:r>
+    </w:p>
+    <w:p>
+      <w:r>
+        <w:t>写好这两行，然后逐个做实验：</w:t>
+      </w:r>
+    </w:p>
+    <w:p>
+      <w:pPr>
+        <w:pStyle w:val="8"/>
+      </w:pPr>
+      <w:r>
+        <w:t>char s1[] = "hello";</w:t>
+      </w:r>
+      <w:r>
+        <w:br w:type="textWrapping"/>
+      </w:r>
+      <w:r>
+        <w:t>char *s2 = "hello";</w:t>
       </w:r>
     </w:p>
     <w:p>
@@ -1312,7 +1396,7 @@
           <w:sz w:val="19"/>
           <w:szCs w:val="19"/>
         </w:rPr>
-        <w:t xml:space="preserve">sizeof(s1)</w:t>
+        <w:t>sizeof(s1)</w:t>
       </w:r>
       <w:r>
         <w:t xml:space="preserve"> 和 </w:t>
@@ -1323,7 +1407,7 @@
           <w:sz w:val="19"/>
           <w:szCs w:val="19"/>
         </w:rPr>
-        <w:t xml:space="preserve">sizeof(s2)</w:t>
+        <w:t>sizeof(s2)</w:t>
       </w:r>
       <w:r>
         <w:t xml:space="preserve"> —— </w:t>
@@ -1332,7 +1416,7 @@
         <w:rPr>
           <w:b/>
         </w:rPr>
-        <w:t xml:space="preserve">两个数不一样。为什么？</w:t>
+        <w:t>两个数不一样。为什么？</w:t>
       </w:r>
     </w:p>
     <w:p>
@@ -1345,7 +1429,7 @@
           <w:sz w:val="19"/>
           <w:szCs w:val="19"/>
         </w:rPr>
-        <w:t xml:space="preserve">%p</w:t>
+        <w:t>%p</w:t>
       </w:r>
       <w:r>
         <w:t xml:space="preserve"> 打印 </w:t>
@@ -1356,7 +1440,7 @@
           <w:sz w:val="19"/>
           <w:szCs w:val="19"/>
         </w:rPr>
-        <w:t xml:space="preserve">s1</w:t>
+        <w:t>s1</w:t>
       </w:r>
       <w:r>
         <w:t xml:space="preserve"> 和 </w:t>
@@ -1367,7 +1451,7 @@
           <w:sz w:val="19"/>
           <w:szCs w:val="19"/>
         </w:rPr>
-        <w:t xml:space="preserve">s2</w:t>
+        <w:t>s2</w:t>
       </w:r>
       <w:r>
         <w:t xml:space="preserve"> 的</w:t>
@@ -1376,20 +1460,20 @@
         <w:rPr>
           <w:b/>
         </w:rPr>
-        <w:t xml:space="preserve">地址</w:t>
-      </w:r>
-    </w:p>
-    <w:p>
-      <w:r>
-        <w:t xml:space="preserve">3. 试着改：</w:t>
-      </w:r>
-      <w:r>
-        <w:rPr>
-          <w:rFonts w:ascii="Consolas" w:hAnsi="Consolas"/>
-          <w:sz w:val="19"/>
-          <w:szCs w:val="19"/>
-        </w:rPr>
-        <w:t xml:space="preserve">s1[0] = 'H';</w:t>
+        <w:t>地址</w:t>
+      </w:r>
+    </w:p>
+    <w:p>
+      <w:r>
+        <w:t>3. 试着改：</w:t>
+      </w:r>
+      <w:r>
+        <w:rPr>
+          <w:rFonts w:ascii="Consolas" w:hAnsi="Consolas"/>
+          <w:sz w:val="19"/>
+          <w:szCs w:val="19"/>
+        </w:rPr>
+        <w:t>s1[0] = 'H';</w:t>
       </w:r>
       <w:r>
         <w:t xml:space="preserve"> 和 </w:t>
@@ -1400,7 +1484,7 @@
           <w:sz w:val="19"/>
           <w:szCs w:val="19"/>
         </w:rPr>
-        <w:t xml:space="preserve">s2[0] = 'H';</w:t>
+        <w:t>s2[0] = 'H';</w:t>
       </w:r>
       <w:r>
         <w:t xml:space="preserve"> —— </w:t>
@@ -1409,32 +1493,32 @@
         <w:rPr>
           <w:b/>
         </w:rPr>
-        <w:t xml:space="preserve">各会发生什么？</w:t>
-      </w:r>
-    </w:p>
-    <w:p>
-      <w:r>
-        <w:t xml:space="preserve">第 3 步</w:t>
-      </w:r>
-      <w:r>
-        <w:rPr>
-          <w:b/>
-        </w:rPr>
-        <w:t xml:space="preserve">可能会直接崩掉</w:t>
-      </w:r>
-      <w:r>
-        <w:t xml:space="preserve">（segmentation fault），也可能不崩但结果诡异。两种都是数据，都要记下来。</w:t>
-      </w:r>
-    </w:p>
-    <w:p>
-      <w:pPr>
-        <w:pStyle w:val="Quote"/>
-      </w:pPr>
-      <w:r>
-        <w:rPr>
-          <w:b/>
-        </w:rPr>
-        <w:t xml:space="preserve">崩了不是失败，是这道题的答案。</w:t>
+        <w:t>各会发生什么？</w:t>
+      </w:r>
+    </w:p>
+    <w:p>
+      <w:r>
+        <w:t>第 3 步</w:t>
+      </w:r>
+      <w:r>
+        <w:rPr>
+          <w:b/>
+        </w:rPr>
+        <w:t>可能会直接崩掉</w:t>
+      </w:r>
+      <w:r>
+        <w:t>（segmentation fault），也可能不崩但结果诡异。两种都是数据，都要记下来。</w:t>
+      </w:r>
+    </w:p>
+    <w:p>
+      <w:pPr>
+        <w:pStyle w:val="7"/>
+      </w:pPr>
+      <w:r>
+        <w:rPr>
+          <w:b/>
+        </w:rPr>
+        <w:t>崩了不是失败，是这道题的答案。</w:t>
       </w:r>
       <w:r>
         <w:t xml:space="preserve"> 崩了就记现象，不要修、不要绕。</w:t>
@@ -1442,7 +1526,7 @@
     </w:p>
     <w:p>
       <w:pPr>
-        <w:pStyle w:val="Quote"/>
+        <w:pStyle w:val="7"/>
       </w:pPr>
       <w:r>
         <w:t xml:space="preserve">想看退出状态，在 </w:t>
@@ -1453,7 +1537,7 @@
           <w:sz w:val="19"/>
           <w:szCs w:val="19"/>
         </w:rPr>
-        <w:t xml:space="preserve">./build/B01</w:t>
+        <w:t>./build/B01</w:t>
       </w:r>
       <w:r>
         <w:t xml:space="preserve"> 后面敲 </w:t>
@@ -1464,18 +1548,18 @@
           <w:sz w:val="19"/>
           <w:szCs w:val="19"/>
         </w:rPr>
-        <w:t xml:space="preserve">echo $?</w:t>
-      </w:r>
-      <w:r>
-        <w:t xml:space="preserve">。</w:t>
-      </w:r>
-    </w:p>
-    <w:p>
-      <w:pPr>
-        <w:pStyle w:val="Heading3"/>
-      </w:pPr>
-      <w:r>
-        <w:t xml:space="preserve">做完要在心里能回答</w:t>
+        <w:t>echo $?</w:t>
+      </w:r>
+      <w:r>
+        <w:t>。</w:t>
+      </w:r>
+    </w:p>
+    <w:p>
+      <w:pPr>
+        <w:pStyle w:val="4"/>
+      </w:pPr>
+      <w:r>
+        <w:t>做完要在心里能回答</w:t>
       </w:r>
     </w:p>
     <w:p>
@@ -1488,7 +1572,7 @@
           <w:sz w:val="19"/>
           <w:szCs w:val="19"/>
         </w:rPr>
-        <w:t xml:space="preserve">"hello"</w:t>
+        <w:t>"hello"</w:t>
       </w:r>
       <w:r>
         <w:t xml:space="preserve"> 这 6 个字节，</w:t>
@@ -1497,7 +1581,7 @@
         <w:rPr>
           <w:b/>
         </w:rPr>
-        <w:t xml:space="preserve">到底存在内存的哪一段？</w:t>
+        <w:t>到底存在内存的哪一段？</w:t>
       </w:r>
       <w:r>
         <w:t xml:space="preserve"> 和 </w:t>
@@ -1508,7 +1592,7 @@
           <w:sz w:val="19"/>
           <w:szCs w:val="19"/>
         </w:rPr>
-        <w:t xml:space="preserve">s1</w:t>
+        <w:t>s1</w:t>
       </w:r>
       <w:r>
         <w:t xml:space="preserve"> 那 6 个字节是同一段吗？</w:t>
@@ -1516,7 +1600,7 @@
     </w:p>
     <w:p>
       <w:r>
-        <w:t xml:space="preserve">2. 为什么一个能改、一个不能改？</w:t>
+        <w:t>2. 为什么一个能改、一个不能改？</w:t>
       </w:r>
     </w:p>
     <w:p>
@@ -1527,7 +1611,7 @@
         <w:rPr>
           <w:b/>
         </w:rPr>
-        <w:t xml:space="preserve">「字符串字面量的存储位置」</w:t>
+        <w:t>「字符串字面量的存储位置」</w:t>
       </w:r>
       <w:r>
         <w:t xml:space="preserve"> 和 </w:t>
@@ -1536,7 +1620,7 @@
         <w:rPr>
           <w:b/>
         </w:rPr>
-        <w:t xml:space="preserve">「存储期（storage duration）」</w:t>
+        <w:t>「存储期（storage duration）」</w:t>
       </w:r>
       <w:r>
         <w:t xml:space="preserve"> 这两个词。</w:t>
@@ -1552,7 +1636,7 @@
           <w:sz w:val="19"/>
           <w:szCs w:val="19"/>
         </w:rPr>
-        <w:t xml:space="preserve">s2</w:t>
+        <w:t>s2</w:t>
       </w:r>
       <w:r>
         <w:t xml:space="preserve"> 这个</w:t>
@@ -1561,35 +1645,32 @@
         <w:rPr>
           <w:b/>
         </w:rPr>
-        <w:t xml:space="preserve">指针本身</w:t>
-      </w:r>
-      <w:r>
-        <w:t xml:space="preserve">占几字节？它</w:t>
-      </w:r>
-      <w:r>
-        <w:rPr>
-          <w:b/>
-        </w:rPr>
-        <w:t xml:space="preserve">指向的东西</w:t>
-      </w:r>
-      <w:r>
-        <w:t xml:space="preserve">占几字节？</w:t>
-      </w:r>
-    </w:p>
-    <w:p>
-      <w:pPr>
-        <w:pStyle w:val="HR"/>
-      </w:pPr>
-      <w:r>
-        <w:t xml:space="preserve"/>
-      </w:r>
-    </w:p>
-    <w:p>
-      <w:pPr>
-        <w:pStyle w:val="Heading2"/>
-      </w:pPr>
-      <w:r>
-        <w:t xml:space="preserve">3 · 收尾（10 分钟）</w:t>
+        <w:t>指针本身</w:t>
+      </w:r>
+      <w:r>
+        <w:t>占几字节？它</w:t>
+      </w:r>
+      <w:r>
+        <w:rPr>
+          <w:b/>
+        </w:rPr>
+        <w:t>指向的东西</w:t>
+      </w:r>
+      <w:r>
+        <w:t>占几字节？</w:t>
+      </w:r>
+    </w:p>
+    <w:p>
+      <w:pPr>
+        <w:pStyle w:val="11"/>
+      </w:pPr>
+    </w:p>
+    <w:p>
+      <w:pPr>
+        <w:pStyle w:val="3"/>
+      </w:pPr>
+      <w:r>
+        <w:t>3 · 收尾（10 分钟）</w:t>
       </w:r>
     </w:p>
     <w:p>
@@ -1602,49 +1683,63 @@
           <w:sz w:val="19"/>
           <w:szCs w:val="19"/>
         </w:rPr>
-        <w:t xml:space="preserve">present/journal/2026-10.md</w:t>
-      </w:r>
-      <w:r>
-        <w:t xml:space="preserve">：</w:t>
-      </w:r>
-    </w:p>
-    <w:p>
-      <w:pPr>
-        <w:pStyle w:val="Code"/>
-      </w:pPr>
-      <w:r>
-        <w:t xml:space="preserve">## 2026-10-14</w:t>
-        <w:br/>
-        <w:t xml:space="preserve"/>
-        <w:br/>
-        <w:t xml:space="preserve">- 做了：</w:t>
-        <w:br/>
-        <w:t xml:space="preserve">- 卡在：</w:t>
-        <w:br/>
-        <w:t xml:space="preserve">- 现象：（A02 的报错原文 / B01 第 3 步的结果）</w:t>
-        <w:br/>
-        <w:t xml:space="preserve">- 下一步要验证：</w:t>
-      </w:r>
-    </w:p>
-    <w:p>
-      <w:pPr>
-        <w:pStyle w:val="HR"/>
-      </w:pPr>
-      <w:r>
-        <w:t xml:space="preserve"/>
-      </w:r>
-    </w:p>
-    <w:p>
-      <w:pPr>
-        <w:pStyle w:val="Heading2"/>
-      </w:pPr>
-      <w:r>
-        <w:t xml:space="preserve">今日验收 —— 做到三条就算过</w:t>
-      </w:r>
-    </w:p>
-    <w:p>
-      <w:pPr>
-        <w:pStyle w:val="Check"/>
+        <w:t>present/journal/2026-10.md</w:t>
+      </w:r>
+      <w:r>
+        <w:t>：</w:t>
+      </w:r>
+    </w:p>
+    <w:p>
+      <w:pPr>
+        <w:pStyle w:val="8"/>
+      </w:pPr>
+      <w:r>
+        <w:t>## 2026-10-14</w:t>
+      </w:r>
+      <w:r>
+        <w:br w:type="textWrapping"/>
+      </w:r>
+      <w:r>
+        <w:br w:type="textWrapping"/>
+      </w:r>
+      <w:r>
+        <w:t>- 做了：</w:t>
+      </w:r>
+      <w:r>
+        <w:br w:type="textWrapping"/>
+      </w:r>
+      <w:r>
+        <w:t>- 卡在：</w:t>
+      </w:r>
+      <w:r>
+        <w:br w:type="textWrapping"/>
+      </w:r>
+      <w:r>
+        <w:t>- 现象：（A02 的报错原文 / B01 第 3 步的结果）</w:t>
+      </w:r>
+      <w:r>
+        <w:br w:type="textWrapping"/>
+      </w:r>
+      <w:r>
+        <w:t>- 下一步要验证：</w:t>
+      </w:r>
+    </w:p>
+    <w:p>
+      <w:pPr>
+        <w:pStyle w:val="11"/>
+      </w:pPr>
+    </w:p>
+    <w:p>
+      <w:pPr>
+        <w:pStyle w:val="3"/>
+      </w:pPr>
+      <w:r>
+        <w:t>今日验收 —— 做到三条就算过</w:t>
+      </w:r>
+    </w:p>
+    <w:p>
+      <w:pPr>
+        <w:pStyle w:val="9"/>
       </w:pPr>
       <w:r>
         <w:t xml:space="preserve">☐  交上来的东西里有 </w:t>
@@ -1653,12 +1748,12 @@
         <w:rPr>
           <w:b/>
         </w:rPr>
-        <w:t xml:space="preserve">A01 / A02 的完整代码 + 编译命令 + 上面三个问题的答案</w:t>
-      </w:r>
-    </w:p>
-    <w:p>
-      <w:pPr>
-        <w:pStyle w:val="Check"/>
+        <w:t>A01 / A02 的完整代码 + 编译命令 + 上面三个问题的答案</w:t>
+      </w:r>
+    </w:p>
+    <w:p>
+      <w:pPr>
+        <w:pStyle w:val="9"/>
       </w:pPr>
       <w:r>
         <w:t xml:space="preserve">☐  能说出 </w:t>
@@ -1669,7 +1764,7 @@
           <w:sz w:val="19"/>
           <w:szCs w:val="19"/>
         </w:rPr>
-        <w:t xml:space="preserve">long</w:t>
+        <w:t>long</w:t>
       </w:r>
       <w:r>
         <w:t xml:space="preserve"> 在 Windows 和 Linux 上分别是几字节，以及为什么不一样</w:t>
@@ -1677,7 +1772,7 @@
     </w:p>
     <w:p>
       <w:pPr>
-        <w:pStyle w:val="Check"/>
+        <w:pStyle w:val="9"/>
       </w:pPr>
       <w:r>
         <w:t xml:space="preserve">☐  </w:t>
@@ -1688,7 +1783,7 @@
           <w:sz w:val="19"/>
           <w:szCs w:val="19"/>
         </w:rPr>
-        <w:t xml:space="preserve">A03.c</w:t>
+        <w:t>A03.c</w:t>
       </w:r>
       <w:r>
         <w:t xml:space="preserve"> 和 </w:t>
@@ -1699,7 +1794,7 @@
           <w:sz w:val="19"/>
           <w:szCs w:val="19"/>
         </w:rPr>
-        <w:t xml:space="preserve">B01.c</w:t>
+        <w:t>B01.c</w:t>
       </w:r>
       <w:r>
         <w:t xml:space="preserve"> 存在，并且是在 WSL 里用 gcc 编过的</w:t>
@@ -1707,7 +1802,7 @@
     </w:p>
     <w:p>
       <w:pPr>
-        <w:pStyle w:val="Check"/>
+        <w:pStyle w:val="9"/>
       </w:pPr>
       <w:r>
         <w:t xml:space="preserve">☐  能说出 </w:t>
@@ -1718,7 +1813,7 @@
           <w:sz w:val="19"/>
           <w:szCs w:val="19"/>
         </w:rPr>
-        <w:t xml:space="preserve">s1</w:t>
+        <w:t>s1</w:t>
       </w:r>
       <w:r>
         <w:t xml:space="preserve"> 和 </w:t>
@@ -1729,7 +1824,7 @@
           <w:sz w:val="19"/>
           <w:szCs w:val="19"/>
         </w:rPr>
-        <w:t xml:space="preserve">s2</w:t>
+        <w:t>s2</w:t>
       </w:r>
       <w:r>
         <w:t xml:space="preserve"> 的 </w:t>
@@ -1740,7 +1835,7 @@
           <w:sz w:val="19"/>
           <w:szCs w:val="19"/>
         </w:rPr>
-        <w:t xml:space="preserve">sizeof</w:t>
+        <w:t>sizeof</w:t>
       </w:r>
       <w:r>
         <w:t xml:space="preserve"> 为什么不同</w:t>
@@ -1748,71 +1843,397 @@
     </w:p>
     <w:p>
       <w:pPr>
-        <w:pStyle w:val="HR"/>
-      </w:pPr>
-      <w:r>
-        <w:t xml:space="preserve"/>
-      </w:r>
-    </w:p>
-    <w:p>
-      <w:pPr>
-        <w:pStyle w:val="Heading2"/>
-      </w:pPr>
-      <w:r>
-        <w:t xml:space="preserve">交付格式（发到对话里）</w:t>
-      </w:r>
-    </w:p>
-    <w:p>
-      <w:pPr>
-        <w:pStyle w:val="Code"/>
-      </w:pPr>
-      <w:r>
-        <w:t xml:space="preserve">【今天】2026-10-14</w:t>
-        <w:br/>
-        <w:t xml:space="preserve">【补交】A01.c / A02.c 完整代码 + 编译命令 + 三个问题的答案</w:t>
-        <w:br/>
-        <w:t xml:space="preserve">【A02 重跑】WSL 里 gcc 的输出（数字）+ 第一条命令的报错原文</w:t>
-        <w:br/>
-        <w:t xml:space="preserve">【A03】代码 + 输出</w:t>
-        <w:br/>
-        <w:t xml:space="preserve">【B01】代码 + 三步的观察结果（尤其第 3 步）</w:t>
-        <w:br/>
-        <w:t xml:space="preserve">【卡住的】一句话</w:t>
-      </w:r>
-    </w:p>
-    <w:p/>
+        <w:pStyle w:val="11"/>
+      </w:pPr>
+    </w:p>
+    <w:p>
+      <w:pPr>
+        <w:pStyle w:val="3"/>
+      </w:pPr>
+      <w:r>
+        <w:t>交付格式（发到对话里）</w:t>
+      </w:r>
+    </w:p>
+    <w:p>
+      <w:pPr>
+        <w:pStyle w:val="8"/>
+      </w:pPr>
+      <w:r>
+        <w:t>【今天】2026-10-14</w:t>
+      </w:r>
+      <w:r>
+        <w:br w:type="textWrapping"/>
+      </w:r>
+      <w:r>
+        <w:t>【补交】A01.c / A02.c 完整代码 + 编译命令 + 三个问题的答案</w:t>
+      </w:r>
+      <w:r>
+        <w:br w:type="textWrapping"/>
+      </w:r>
+      <w:r>
+        <w:t>【A02 重跑】WSL 里 gcc 的输出（数字）+ 第一条命令的报错原文</w:t>
+      </w:r>
+      <w:r>
+        <w:br w:type="textWrapping"/>
+      </w:r>
+      <w:r>
+        <w:t>【A03】代码 + 输出</w:t>
+      </w:r>
+      <w:r>
+        <w:br w:type="textWrapping"/>
+      </w:r>
+      <w:r>
+        <w:t>【B01】代码 + 三步的观察结果（尤其第 3 步）</w:t>
+      </w:r>
+      <w:r>
+        <w:br w:type="textWrapping"/>
+      </w:r>
+      <w:r>
+        <w:t>【卡住的】一句话</w:t>
+      </w:r>
+    </w:p>
+    <w:p>
+      <w:bookmarkStart w:id="0" w:name="_GoBack"/>
+      <w:bookmarkEnd w:id="0"/>
+    </w:p>
     <w:sectPr>
       <w:pgSz w:w="11906" w:h="16838"/>
       <w:pgMar w:top="1134" w:right="1134" w:bottom="1134" w:left="1134" w:header="851" w:footer="992" w:gutter="0"/>
+      <w:cols w:space="720" w:num="1"/>
     </w:sectPr>
   </w:body>
 </w:document>
 </file>
 
+<file path=word/endnotes.xml><?xml version="1.0" encoding="utf-8"?>
+<w:endnotes xmlns:wpc="http://schemas.microsoft.com/office/word/2010/wordprocessingCanvas" xmlns:mc="http://schemas.openxmlformats.org/markup-compatibility/2006" xmlns:o="urn:schemas-microsoft-com:office:office" xmlns:r="http://schemas.openxmlformats.org/officeDocument/2006/relationships" xmlns:m="http://schemas.openxmlformats.org/officeDocument/2006/math" xmlns:v="urn:schemas-microsoft-com:vml" xmlns:wp14="http://schemas.microsoft.com/office/word/2010/wordprocessingDrawing" xmlns:wp="http://schemas.openxmlformats.org/drawingml/2006/wordprocessingDrawing" xmlns:w="http://schemas.openxmlformats.org/wordprocessingml/2006/main" xmlns:w14="http://schemas.microsoft.com/office/word/2010/wordml" xmlns:w15="http://schemas.microsoft.com/office/word/2012/wordml" xmlns:w10="urn:schemas-microsoft-com:office:word" xmlns:wpg="http://schemas.microsoft.com/office/word/2010/wordprocessingGroup" xmlns:wpi="http://schemas.microsoft.com/office/word/2010/wordprocessingInk" xmlns:wne="http://schemas.microsoft.com/office/word/2006/wordml" xmlns:wps="http://schemas.microsoft.com/office/word/2010/wordprocessingShape" xmlns:wpsCustomData="http://www.wps.cn/officeDocument/2013/wpsCustomData" mc:Ignorable="w14 w15 wp14">
+  <w:endnote w:type="separator" w:id="0">
+    <w:p>
+      <w:pPr>
+        <w:spacing w:line="240" w:lineRule="auto"/>
+      </w:pPr>
+      <w:r>
+        <w:separator/>
+      </w:r>
+    </w:p>
+  </w:endnote>
+  <w:endnote w:type="continuationSeparator" w:id="1">
+    <w:p>
+      <w:pPr>
+        <w:spacing w:line="240" w:lineRule="auto"/>
+      </w:pPr>
+      <w:r>
+        <w:continuationSeparator/>
+      </w:r>
+    </w:p>
+  </w:endnote>
+</w:endnotes>
+</file>
+
+<file path=word/footnotes.xml><?xml version="1.0" encoding="utf-8"?>
+<w:footnotes xmlns:wpc="http://schemas.microsoft.com/office/word/2010/wordprocessingCanvas" xmlns:mc="http://schemas.openxmlformats.org/markup-compatibility/2006" xmlns:o="urn:schemas-microsoft-com:office:office" xmlns:r="http://schemas.openxmlformats.org/officeDocument/2006/relationships" xmlns:m="http://schemas.openxmlformats.org/officeDocument/2006/math" xmlns:v="urn:schemas-microsoft-com:vml" xmlns:wp14="http://schemas.microsoft.com/office/word/2010/wordprocessingDrawing" xmlns:wp="http://schemas.openxmlformats.org/drawingml/2006/wordprocessingDrawing" xmlns:w="http://schemas.openxmlformats.org/wordprocessingml/2006/main" xmlns:w14="http://schemas.microsoft.com/office/word/2010/wordml" xmlns:w15="http://schemas.microsoft.com/office/word/2012/wordml" xmlns:w10="urn:schemas-microsoft-com:office:word" xmlns:wpg="http://schemas.microsoft.com/office/word/2010/wordprocessingGroup" xmlns:wpi="http://schemas.microsoft.com/office/word/2010/wordprocessingInk" xmlns:wne="http://schemas.microsoft.com/office/word/2006/wordml" xmlns:wps="http://schemas.microsoft.com/office/word/2010/wordprocessingShape" xmlns:wpsCustomData="http://www.wps.cn/officeDocument/2013/wpsCustomData" mc:Ignorable="w14 w15 wp14">
+  <w:footnote w:type="separator" w:id="0">
+    <w:p>
+      <w:pPr>
+        <w:spacing w:before="0" w:after="0" w:line="300" w:lineRule="auto"/>
+      </w:pPr>
+      <w:r>
+        <w:separator/>
+      </w:r>
+    </w:p>
+  </w:footnote>
+  <w:footnote w:type="continuationSeparator" w:id="1">
+    <w:p>
+      <w:pPr>
+        <w:spacing w:before="0" w:after="0" w:line="300" w:lineRule="auto"/>
+      </w:pPr>
+      <w:r>
+        <w:continuationSeparator/>
+      </w:r>
+    </w:p>
+  </w:footnote>
+</w:footnotes>
+</file>
+
 <file path=word/styles.xml><?xml version="1.0" encoding="utf-8"?>
-<w:styles xmlns:w="http://schemas.openxmlformats.org/wordprocessingml/2006/main">
+<w:styles xmlns:mc="http://schemas.openxmlformats.org/markup-compatibility/2006" xmlns:o="urn:schemas-microsoft-com:office:office" xmlns:r="http://schemas.openxmlformats.org/officeDocument/2006/relationships" xmlns:m="http://schemas.openxmlformats.org/officeDocument/2006/math" xmlns:v="urn:schemas-microsoft-com:vml" xmlns:w="http://schemas.openxmlformats.org/wordprocessingml/2006/main" xmlns:w14="http://schemas.microsoft.com/office/word/2010/wordml" xmlns:w10="urn:schemas-microsoft-com:office:word" xmlns:sl="http://schemas.openxmlformats.org/schemaLibrary/2006/main" xmlns:wpsCustomData="http://www.wps.cn/officeDocument/2013/wpsCustomData" mc:Ignorable="w14">
   <w:docDefaults>
     <w:rPrDefault>
       <w:rPr>
         <w:rFonts w:ascii="Calibri" w:hAnsi="Calibri" w:eastAsia="微软雅黑" w:cs="Calibri"/>
-        <w:sz w:val="21"/>
-        <w:szCs w:val="21"/>
       </w:rPr>
     </w:rPrDefault>
-    <w:pPrDefault>
-      <w:pPr>
-        <w:spacing w:before="0" w:after="120" w:line="300" w:lineRule="auto"/>
-      </w:pPr>
-    </w:pPrDefault>
+    <w:pPrDefault/>
   </w:docDefaults>
-  <w:style w:type="paragraph" w:default="1" w:styleId="Normal">
+  <w:latentStyles w:count="260" w:defQFormat="0" w:defUnhideWhenUsed="1" w:defSemiHidden="1" w:defUIPriority="99" w:defLockedState="0">
+    <w:lsdException w:qFormat="1" w:unhideWhenUsed="0" w:uiPriority="0" w:semiHidden="0" w:name="Normal"/>
+    <w:lsdException w:qFormat="1" w:unhideWhenUsed="0" w:uiPriority="0" w:semiHidden="0" w:name="heading 1"/>
+    <w:lsdException w:qFormat="1" w:unhideWhenUsed="0" w:uiPriority="0" w:semiHidden="0" w:name="heading 2"/>
+    <w:lsdException w:qFormat="1" w:unhideWhenUsed="0" w:uiPriority="0" w:semiHidden="0" w:name="heading 3"/>
+    <w:lsdException w:qFormat="1" w:uiPriority="0" w:name="heading 4"/>
+    <w:lsdException w:qFormat="1" w:uiPriority="0" w:name="heading 5"/>
+    <w:lsdException w:qFormat="1" w:uiPriority="0" w:name="heading 6"/>
+    <w:lsdException w:qFormat="1" w:uiPriority="0" w:name="heading 7"/>
+    <w:lsdException w:qFormat="1" w:uiPriority="0" w:name="heading 8"/>
+    <w:lsdException w:qFormat="1" w:uiPriority="0" w:name="heading 9"/>
+    <w:lsdException w:unhideWhenUsed="0" w:uiPriority="0" w:semiHidden="0" w:name="index 1"/>
+    <w:lsdException w:unhideWhenUsed="0" w:uiPriority="0" w:semiHidden="0" w:name="index 2"/>
+    <w:lsdException w:unhideWhenUsed="0" w:uiPriority="0" w:semiHidden="0" w:name="index 3"/>
+    <w:lsdException w:unhideWhenUsed="0" w:uiPriority="0" w:semiHidden="0" w:name="index 4"/>
+    <w:lsdException w:unhideWhenUsed="0" w:uiPriority="0" w:semiHidden="0" w:name="index 5"/>
+    <w:lsdException w:unhideWhenUsed="0" w:uiPriority="0" w:semiHidden="0" w:name="index 6"/>
+    <w:lsdException w:unhideWhenUsed="0" w:uiPriority="0" w:semiHidden="0" w:name="index 7"/>
+    <w:lsdException w:unhideWhenUsed="0" w:uiPriority="0" w:semiHidden="0" w:name="index 8"/>
+    <w:lsdException w:unhideWhenUsed="0" w:uiPriority="0" w:semiHidden="0" w:name="index 9"/>
+    <w:lsdException w:unhideWhenUsed="0" w:uiPriority="0" w:semiHidden="0" w:name="toc 1"/>
+    <w:lsdException w:unhideWhenUsed="0" w:uiPriority="0" w:semiHidden="0" w:name="toc 2"/>
+    <w:lsdException w:unhideWhenUsed="0" w:uiPriority="0" w:semiHidden="0" w:name="toc 3"/>
+    <w:lsdException w:unhideWhenUsed="0" w:uiPriority="0" w:semiHidden="0" w:name="toc 4"/>
+    <w:lsdException w:unhideWhenUsed="0" w:uiPriority="0" w:semiHidden="0" w:name="toc 5"/>
+    <w:lsdException w:unhideWhenUsed="0" w:uiPriority="0" w:semiHidden="0" w:name="toc 6"/>
+    <w:lsdException w:unhideWhenUsed="0" w:uiPriority="0" w:semiHidden="0" w:name="toc 7"/>
+    <w:lsdException w:unhideWhenUsed="0" w:uiPriority="0" w:semiHidden="0" w:name="toc 8"/>
+    <w:lsdException w:unhideWhenUsed="0" w:uiPriority="0" w:semiHidden="0" w:name="toc 9"/>
+    <w:lsdException w:unhideWhenUsed="0" w:uiPriority="0" w:semiHidden="0" w:name="Normal Indent"/>
+    <w:lsdException w:unhideWhenUsed="0" w:uiPriority="0" w:semiHidden="0" w:name="footnote text"/>
+    <w:lsdException w:unhideWhenUsed="0" w:uiPriority="0" w:semiHidden="0" w:name="annotation text"/>
+    <w:lsdException w:unhideWhenUsed="0" w:uiPriority="0" w:semiHidden="0" w:name="header"/>
+    <w:lsdException w:unhideWhenUsed="0" w:uiPriority="0" w:semiHidden="0" w:name="footer"/>
+    <w:lsdException w:unhideWhenUsed="0" w:uiPriority="0" w:semiHidden="0" w:name="index heading"/>
+    <w:lsdException w:qFormat="1" w:uiPriority="0" w:name="caption"/>
+    <w:lsdException w:unhideWhenUsed="0" w:uiPriority="0" w:semiHidden="0" w:name="table of figures"/>
+    <w:lsdException w:unhideWhenUsed="0" w:uiPriority="0" w:semiHidden="0" w:name="envelope address"/>
+    <w:lsdException w:unhideWhenUsed="0" w:uiPriority="0" w:semiHidden="0" w:name="envelope return"/>
+    <w:lsdException w:unhideWhenUsed="0" w:uiPriority="0" w:semiHidden="0" w:name="footnote reference"/>
+    <w:lsdException w:unhideWhenUsed="0" w:uiPriority="0" w:semiHidden="0" w:name="annotation reference"/>
+    <w:lsdException w:unhideWhenUsed="0" w:uiPriority="0" w:semiHidden="0" w:name="line number"/>
+    <w:lsdException w:unhideWhenUsed="0" w:uiPriority="0" w:semiHidden="0" w:name="page number"/>
+    <w:lsdException w:unhideWhenUsed="0" w:uiPriority="0" w:semiHidden="0" w:name="endnote reference"/>
+    <w:lsdException w:unhideWhenUsed="0" w:uiPriority="0" w:semiHidden="0" w:name="endnote text"/>
+    <w:lsdException w:unhideWhenUsed="0" w:uiPriority="0" w:semiHidden="0" w:name="table of authorities"/>
+    <w:lsdException w:unhideWhenUsed="0" w:uiPriority="0" w:semiHidden="0" w:name="macro"/>
+    <w:lsdException w:unhideWhenUsed="0" w:uiPriority="0" w:semiHidden="0" w:name="toa heading"/>
+    <w:lsdException w:unhideWhenUsed="0" w:uiPriority="0" w:semiHidden="0" w:name="List"/>
+    <w:lsdException w:unhideWhenUsed="0" w:uiPriority="0" w:semiHidden="0" w:name="List Bullet"/>
+    <w:lsdException w:unhideWhenUsed="0" w:uiPriority="0" w:semiHidden="0" w:name="List Number"/>
+    <w:lsdException w:unhideWhenUsed="0" w:uiPriority="0" w:semiHidden="0" w:name="List 2"/>
+    <w:lsdException w:unhideWhenUsed="0" w:uiPriority="0" w:semiHidden="0" w:name="List 3"/>
+    <w:lsdException w:unhideWhenUsed="0" w:uiPriority="0" w:semiHidden="0" w:name="List 4"/>
+    <w:lsdException w:unhideWhenUsed="0" w:uiPriority="0" w:semiHidden="0" w:name="List 5"/>
+    <w:lsdException w:unhideWhenUsed="0" w:uiPriority="0" w:semiHidden="0" w:name="List Bullet 2"/>
+    <w:lsdException w:unhideWhenUsed="0" w:uiPriority="0" w:semiHidden="0" w:name="List Bullet 3"/>
+    <w:lsdException w:unhideWhenUsed="0" w:uiPriority="0" w:semiHidden="0" w:name="List Bullet 4"/>
+    <w:lsdException w:unhideWhenUsed="0" w:uiPriority="0" w:semiHidden="0" w:name="List Bullet 5"/>
+    <w:lsdException w:unhideWhenUsed="0" w:uiPriority="0" w:semiHidden="0" w:name="List Number 2"/>
+    <w:lsdException w:unhideWhenUsed="0" w:uiPriority="0" w:semiHidden="0" w:name="List Number 3"/>
+    <w:lsdException w:unhideWhenUsed="0" w:uiPriority="0" w:semiHidden="0" w:name="List Number 4"/>
+    <w:lsdException w:unhideWhenUsed="0" w:uiPriority="0" w:semiHidden="0" w:name="List Number 5"/>
+    <w:lsdException w:qFormat="1" w:unhideWhenUsed="0" w:uiPriority="0" w:semiHidden="0" w:name="Title"/>
+    <w:lsdException w:unhideWhenUsed="0" w:uiPriority="0" w:semiHidden="0" w:name="Closing"/>
+    <w:lsdException w:unhideWhenUsed="0" w:uiPriority="0" w:semiHidden="0" w:name="Signature"/>
+    <w:lsdException w:qFormat="1" w:unhideWhenUsed="0" w:uiPriority="0" w:name="Default Paragraph Font"/>
+    <w:lsdException w:unhideWhenUsed="0" w:uiPriority="0" w:semiHidden="0" w:name="Body Text"/>
+    <w:lsdException w:unhideWhenUsed="0" w:uiPriority="0" w:semiHidden="0" w:name="Body Text Indent"/>
+    <w:lsdException w:unhideWhenUsed="0" w:uiPriority="0" w:semiHidden="0" w:name="List Continue"/>
+    <w:lsdException w:unhideWhenUsed="0" w:uiPriority="0" w:semiHidden="0" w:name="List Continue 2"/>
+    <w:lsdException w:unhideWhenUsed="0" w:uiPriority="0" w:semiHidden="0" w:name="List Continue 3"/>
+    <w:lsdException w:unhideWhenUsed="0" w:uiPriority="0" w:semiHidden="0" w:name="List Continue 4"/>
+    <w:lsdException w:unhideWhenUsed="0" w:uiPriority="0" w:semiHidden="0" w:name="List Continue 5"/>
+    <w:lsdException w:unhideWhenUsed="0" w:uiPriority="0" w:semiHidden="0" w:name="Message Header"/>
+    <w:lsdException w:qFormat="1" w:unhideWhenUsed="0" w:uiPriority="0" w:semiHidden="0" w:name="Subtitle"/>
+    <w:lsdException w:unhideWhenUsed="0" w:uiPriority="0" w:semiHidden="0" w:name="Salutation"/>
+    <w:lsdException w:unhideWhenUsed="0" w:uiPriority="0" w:semiHidden="0" w:name="Date"/>
+    <w:lsdException w:unhideWhenUsed="0" w:uiPriority="0" w:semiHidden="0" w:name="Body Text First Indent"/>
+    <w:lsdException w:unhideWhenUsed="0" w:uiPriority="0" w:semiHidden="0" w:name="Body Text First Indent 2"/>
+    <w:lsdException w:unhideWhenUsed="0" w:uiPriority="0" w:semiHidden="0" w:name="Note Heading"/>
+    <w:lsdException w:unhideWhenUsed="0" w:uiPriority="0" w:semiHidden="0" w:name="Body Text 2"/>
+    <w:lsdException w:unhideWhenUsed="0" w:uiPriority="0" w:semiHidden="0" w:name="Body Text 3"/>
+    <w:lsdException w:unhideWhenUsed="0" w:uiPriority="0" w:semiHidden="0" w:name="Body Text Indent 2"/>
+    <w:lsdException w:unhideWhenUsed="0" w:uiPriority="0" w:semiHidden="0" w:name="Body Text Indent 3"/>
+    <w:lsdException w:unhideWhenUsed="0" w:uiPriority="0" w:semiHidden="0" w:name="Block Text"/>
+    <w:lsdException w:unhideWhenUsed="0" w:uiPriority="0" w:semiHidden="0" w:name="Hyperlink"/>
+    <w:lsdException w:unhideWhenUsed="0" w:uiPriority="0" w:semiHidden="0" w:name="FollowedHyperlink"/>
+    <w:lsdException w:qFormat="1" w:unhideWhenUsed="0" w:uiPriority="0" w:semiHidden="0" w:name="Strong"/>
+    <w:lsdException w:qFormat="1" w:unhideWhenUsed="0" w:uiPriority="0" w:semiHidden="0" w:name="Emphasis"/>
+    <w:lsdException w:unhideWhenUsed="0" w:uiPriority="0" w:semiHidden="0" w:name="Document Map"/>
+    <w:lsdException w:unhideWhenUsed="0" w:uiPriority="0" w:semiHidden="0" w:name="Plain Text"/>
+    <w:lsdException w:unhideWhenUsed="0" w:uiPriority="0" w:semiHidden="0" w:name="E-mail Signature"/>
+    <w:lsdException w:unhideWhenUsed="0" w:uiPriority="0" w:semiHidden="0" w:name="Normal (Web)"/>
+    <w:lsdException w:unhideWhenUsed="0" w:uiPriority="0" w:semiHidden="0" w:name="HTML Acronym"/>
+    <w:lsdException w:unhideWhenUsed="0" w:uiPriority="0" w:semiHidden="0" w:name="HTML Address"/>
+    <w:lsdException w:unhideWhenUsed="0" w:uiPriority="0" w:semiHidden="0" w:name="HTML Cite"/>
+    <w:lsdException w:unhideWhenUsed="0" w:uiPriority="0" w:semiHidden="0" w:name="HTML Code"/>
+    <w:lsdException w:unhideWhenUsed="0" w:uiPriority="0" w:semiHidden="0" w:name="HTML Definition"/>
+    <w:lsdException w:unhideWhenUsed="0" w:uiPriority="0" w:semiHidden="0" w:name="HTML Keyboard"/>
+    <w:lsdException w:unhideWhenUsed="0" w:uiPriority="0" w:semiHidden="0" w:name="HTML Preformatted"/>
+    <w:lsdException w:unhideWhenUsed="0" w:uiPriority="0" w:semiHidden="0" w:name="HTML Sample"/>
+    <w:lsdException w:unhideWhenUsed="0" w:uiPriority="0" w:semiHidden="0" w:name="HTML Typewriter"/>
+    <w:lsdException w:unhideWhenUsed="0" w:uiPriority="0" w:semiHidden="0" w:name="HTML Variable"/>
+    <w:lsdException w:unhideWhenUsed="0" w:uiPriority="0" w:name="Normal Table"/>
+    <w:lsdException w:unhideWhenUsed="0" w:uiPriority="0" w:semiHidden="0" w:name="annotation subject"/>
+    <w:lsdException w:unhideWhenUsed="0" w:uiPriority="0" w:semiHidden="0" w:name="Table Simple 1"/>
+    <w:lsdException w:unhideWhenUsed="0" w:uiPriority="0" w:semiHidden="0" w:name="Table Simple 2"/>
+    <w:lsdException w:unhideWhenUsed="0" w:uiPriority="0" w:semiHidden="0" w:name="Table Simple 3"/>
+    <w:lsdException w:unhideWhenUsed="0" w:uiPriority="0" w:semiHidden="0" w:name="Table Classic 1"/>
+    <w:lsdException w:unhideWhenUsed="0" w:uiPriority="0" w:semiHidden="0" w:name="Table Classic 2"/>
+    <w:lsdException w:unhideWhenUsed="0" w:uiPriority="0" w:semiHidden="0" w:name="Table Classic 3"/>
+    <w:lsdException w:unhideWhenUsed="0" w:uiPriority="0" w:semiHidden="0" w:name="Table Classic 4"/>
+    <w:lsdException w:unhideWhenUsed="0" w:uiPriority="0" w:semiHidden="0" w:name="Table Colorful 1"/>
+    <w:lsdException w:unhideWhenUsed="0" w:uiPriority="0" w:semiHidden="0" w:name="Table Colorful 2"/>
+    <w:lsdException w:unhideWhenUsed="0" w:uiPriority="0" w:semiHidden="0" w:name="Table Colorful 3"/>
+    <w:lsdException w:unhideWhenUsed="0" w:uiPriority="0" w:semiHidden="0" w:name="Table Columns 1"/>
+    <w:lsdException w:unhideWhenUsed="0" w:uiPriority="0" w:semiHidden="0" w:name="Table Columns 2"/>
+    <w:lsdException w:unhideWhenUsed="0" w:uiPriority="0" w:semiHidden="0" w:name="Table Columns 3"/>
+    <w:lsdException w:unhideWhenUsed="0" w:uiPriority="0" w:semiHidden="0" w:name="Table Columns 4"/>
+    <w:lsdException w:unhideWhenUsed="0" w:uiPriority="0" w:semiHidden="0" w:name="Table Columns 5"/>
+    <w:lsdException w:unhideWhenUsed="0" w:uiPriority="0" w:semiHidden="0" w:name="Table Grid 1"/>
+    <w:lsdException w:unhideWhenUsed="0" w:uiPriority="0" w:semiHidden="0" w:name="Table Grid 2"/>
+    <w:lsdException w:unhideWhenUsed="0" w:uiPriority="0" w:semiHidden="0" w:name="Table Grid 3"/>
+    <w:lsdException w:unhideWhenUsed="0" w:uiPriority="0" w:semiHidden="0" w:name="Table Grid 4"/>
+    <w:lsdException w:unhideWhenUsed="0" w:uiPriority="0" w:semiHidden="0" w:name="Table Grid 5"/>
+    <w:lsdException w:unhideWhenUsed="0" w:uiPriority="0" w:semiHidden="0" w:name="Table Grid 6"/>
+    <w:lsdException w:unhideWhenUsed="0" w:uiPriority="0" w:semiHidden="0" w:name="Table Grid 7"/>
+    <w:lsdException w:unhideWhenUsed="0" w:uiPriority="0" w:semiHidden="0" w:name="Table Grid 8"/>
+    <w:lsdException w:unhideWhenUsed="0" w:uiPriority="0" w:semiHidden="0" w:name="Table List 1"/>
+    <w:lsdException w:unhideWhenUsed="0" w:uiPriority="0" w:semiHidden="0" w:name="Table List 2"/>
+    <w:lsdException w:unhideWhenUsed="0" w:uiPriority="0" w:semiHidden="0" w:name="Table List 3"/>
+    <w:lsdException w:unhideWhenUsed="0" w:uiPriority="0" w:semiHidden="0" w:name="Table List 4"/>
+    <w:lsdException w:unhideWhenUsed="0" w:uiPriority="0" w:semiHidden="0" w:name="Table List 5"/>
+    <w:lsdException w:unhideWhenUsed="0" w:uiPriority="0" w:semiHidden="0" w:name="Table List 6"/>
+    <w:lsdException w:unhideWhenUsed="0" w:uiPriority="0" w:semiHidden="0" w:name="Table List 7"/>
+    <w:lsdException w:unhideWhenUsed="0" w:uiPriority="0" w:semiHidden="0" w:name="Table List 8"/>
+    <w:lsdException w:unhideWhenUsed="0" w:uiPriority="0" w:semiHidden="0" w:name="Table 3D effects 1"/>
+    <w:lsdException w:unhideWhenUsed="0" w:uiPriority="0" w:semiHidden="0" w:name="Table 3D effects 2"/>
+    <w:lsdException w:unhideWhenUsed="0" w:uiPriority="0" w:semiHidden="0" w:name="Table 3D effects 3"/>
+    <w:lsdException w:unhideWhenUsed="0" w:uiPriority="0" w:semiHidden="0" w:name="Table Contemporary"/>
+    <w:lsdException w:unhideWhenUsed="0" w:uiPriority="0" w:semiHidden="0" w:name="Table Elegant"/>
+    <w:lsdException w:unhideWhenUsed="0" w:uiPriority="0" w:semiHidden="0" w:name="Table Professional"/>
+    <w:lsdException w:unhideWhenUsed="0" w:uiPriority="0" w:semiHidden="0" w:name="Table Subtle 1"/>
+    <w:lsdException w:unhideWhenUsed="0" w:uiPriority="0" w:semiHidden="0" w:name="Table Subtle 2"/>
+    <w:lsdException w:unhideWhenUsed="0" w:uiPriority="0" w:semiHidden="0" w:name="Table Web 1"/>
+    <w:lsdException w:unhideWhenUsed="0" w:uiPriority="0" w:semiHidden="0" w:name="Table Web 2"/>
+    <w:lsdException w:unhideWhenUsed="0" w:uiPriority="0" w:semiHidden="0" w:name="Table Web 3"/>
+    <w:lsdException w:unhideWhenUsed="0" w:uiPriority="0" w:semiHidden="0" w:name="Balloon Text"/>
+    <w:lsdException w:unhideWhenUsed="0" w:uiPriority="0" w:semiHidden="0" w:name="Table Grid"/>
+    <w:lsdException w:unhideWhenUsed="0" w:uiPriority="0" w:semiHidden="0" w:name="Table Theme"/>
+    <w:lsdException w:unhideWhenUsed="0" w:uiPriority="60" w:semiHidden="0" w:name="Light Shading"/>
+    <w:lsdException w:unhideWhenUsed="0" w:uiPriority="61" w:semiHidden="0" w:name="Light List"/>
+    <w:lsdException w:unhideWhenUsed="0" w:uiPriority="62" w:semiHidden="0" w:name="Light Grid"/>
+    <w:lsdException w:unhideWhenUsed="0" w:uiPriority="63" w:semiHidden="0" w:name="Medium Shading 1"/>
+    <w:lsdException w:unhideWhenUsed="0" w:uiPriority="64" w:semiHidden="0" w:name="Medium Shading 2"/>
+    <w:lsdException w:unhideWhenUsed="0" w:uiPriority="65" w:semiHidden="0" w:name="Medium List 1"/>
+    <w:lsdException w:unhideWhenUsed="0" w:uiPriority="66" w:semiHidden="0" w:name="Medium List 2"/>
+    <w:lsdException w:unhideWhenUsed="0" w:uiPriority="67" w:semiHidden="0" w:name="Medium Grid 1"/>
+    <w:lsdException w:unhideWhenUsed="0" w:uiPriority="68" w:semiHidden="0" w:name="Medium Grid 2"/>
+    <w:lsdException w:unhideWhenUsed="0" w:uiPriority="69" w:semiHidden="0" w:name="Medium Grid 3"/>
+    <w:lsdException w:unhideWhenUsed="0" w:uiPriority="70" w:semiHidden="0" w:name="Dark List"/>
+    <w:lsdException w:unhideWhenUsed="0" w:uiPriority="71" w:semiHidden="0" w:name="Colorful Shading"/>
+    <w:lsdException w:unhideWhenUsed="0" w:uiPriority="72" w:semiHidden="0" w:name="Colorful List"/>
+    <w:lsdException w:unhideWhenUsed="0" w:uiPriority="73" w:semiHidden="0" w:name="Colorful Grid"/>
+    <w:lsdException w:unhideWhenUsed="0" w:uiPriority="60" w:semiHidden="0" w:name="Light Shading Accent 1"/>
+    <w:lsdException w:unhideWhenUsed="0" w:uiPriority="61" w:semiHidden="0" w:name="Light List Accent 1"/>
+    <w:lsdException w:unhideWhenUsed="0" w:uiPriority="62" w:semiHidden="0" w:name="Light Grid Accent 1"/>
+    <w:lsdException w:unhideWhenUsed="0" w:uiPriority="63" w:semiHidden="0" w:name="Medium Shading 1 Accent 1"/>
+    <w:lsdException w:unhideWhenUsed="0" w:uiPriority="64" w:semiHidden="0" w:name="Medium Shading 2 Accent 1"/>
+    <w:lsdException w:unhideWhenUsed="0" w:uiPriority="65" w:semiHidden="0" w:name="Medium List 1 Accent 1"/>
+    <w:lsdException w:qFormat="1" w:unhideWhenUsed="0" w:uiPriority="0" w:semiHidden="0" w:name="Quote"/>
+    <w:lsdException w:unhideWhenUsed="0" w:uiPriority="66" w:semiHidden="0" w:name="Medium List 2 Accent 1"/>
+    <w:lsdException w:unhideWhenUsed="0" w:uiPriority="67" w:semiHidden="0" w:name="Medium Grid 1 Accent 1"/>
+    <w:lsdException w:unhideWhenUsed="0" w:uiPriority="68" w:semiHidden="0" w:name="Medium Grid 2 Accent 1"/>
+    <w:lsdException w:unhideWhenUsed="0" w:uiPriority="69" w:semiHidden="0" w:name="Medium Grid 3 Accent 1"/>
+    <w:lsdException w:unhideWhenUsed="0" w:uiPriority="70" w:semiHidden="0" w:name="Dark List Accent 1"/>
+    <w:lsdException w:unhideWhenUsed="0" w:uiPriority="71" w:semiHidden="0" w:name="Colorful Shading Accent 1"/>
+    <w:lsdException w:unhideWhenUsed="0" w:uiPriority="72" w:semiHidden="0" w:name="Colorful List Accent 1"/>
+    <w:lsdException w:unhideWhenUsed="0" w:uiPriority="73" w:semiHidden="0" w:name="Colorful Grid Accent 1"/>
+    <w:lsdException w:unhideWhenUsed="0" w:uiPriority="60" w:semiHidden="0" w:name="Light Shading Accent 2"/>
+    <w:lsdException w:unhideWhenUsed="0" w:uiPriority="61" w:semiHidden="0" w:name="Light List Accent 2"/>
+    <w:lsdException w:unhideWhenUsed="0" w:uiPriority="62" w:semiHidden="0" w:name="Light Grid Accent 2"/>
+    <w:lsdException w:unhideWhenUsed="0" w:uiPriority="63" w:semiHidden="0" w:name="Medium Shading 1 Accent 2"/>
+    <w:lsdException w:unhideWhenUsed="0" w:uiPriority="64" w:semiHidden="0" w:name="Medium Shading 2 Accent 2"/>
+    <w:lsdException w:unhideWhenUsed="0" w:uiPriority="65" w:semiHidden="0" w:name="Medium List 1 Accent 2"/>
+    <w:lsdException w:unhideWhenUsed="0" w:uiPriority="66" w:semiHidden="0" w:name="Medium List 2 Accent 2"/>
+    <w:lsdException w:unhideWhenUsed="0" w:uiPriority="67" w:semiHidden="0" w:name="Medium Grid 1 Accent 2"/>
+    <w:lsdException w:unhideWhenUsed="0" w:uiPriority="68" w:semiHidden="0" w:name="Medium Grid 2 Accent 2"/>
+    <w:lsdException w:unhideWhenUsed="0" w:uiPriority="69" w:semiHidden="0" w:name="Medium Grid 3 Accent 2"/>
+    <w:lsdException w:unhideWhenUsed="0" w:uiPriority="70" w:semiHidden="0" w:name="Dark List Accent 2"/>
+    <w:lsdException w:unhideWhenUsed="0" w:uiPriority="71" w:semiHidden="0" w:name="Colorful Shading Accent 2"/>
+    <w:lsdException w:unhideWhenUsed="0" w:uiPriority="72" w:semiHidden="0" w:name="Colorful List Accent 2"/>
+    <w:lsdException w:unhideWhenUsed="0" w:uiPriority="73" w:semiHidden="0" w:name="Colorful Grid Accent 2"/>
+    <w:lsdException w:unhideWhenUsed="0" w:uiPriority="60" w:semiHidden="0" w:name="Light Shading Accent 3"/>
+    <w:lsdException w:unhideWhenUsed="0" w:uiPriority="61" w:semiHidden="0" w:name="Light List Accent 3"/>
+    <w:lsdException w:unhideWhenUsed="0" w:uiPriority="62" w:semiHidden="0" w:name="Light Grid Accent 3"/>
+    <w:lsdException w:unhideWhenUsed="0" w:uiPriority="63" w:semiHidden="0" w:name="Medium Shading 1 Accent 3"/>
+    <w:lsdException w:unhideWhenUsed="0" w:uiPriority="64" w:semiHidden="0" w:name="Medium Shading 2 Accent 3"/>
+    <w:lsdException w:unhideWhenUsed="0" w:uiPriority="65" w:semiHidden="0" w:name="Medium List 1 Accent 3"/>
+    <w:lsdException w:unhideWhenUsed="0" w:uiPriority="66" w:semiHidden="0" w:name="Medium List 2 Accent 3"/>
+    <w:lsdException w:unhideWhenUsed="0" w:uiPriority="67" w:semiHidden="0" w:name="Medium Grid 1 Accent 3"/>
+    <w:lsdException w:unhideWhenUsed="0" w:uiPriority="68" w:semiHidden="0" w:name="Medium Grid 2 Accent 3"/>
+    <w:lsdException w:unhideWhenUsed="0" w:uiPriority="69" w:semiHidden="0" w:name="Medium Grid 3 Accent 3"/>
+    <w:lsdException w:unhideWhenUsed="0" w:uiPriority="70" w:semiHidden="0" w:name="Dark List Accent 3"/>
+    <w:lsdException w:unhideWhenUsed="0" w:uiPriority="71" w:semiHidden="0" w:name="Colorful Shading Accent 3"/>
+    <w:lsdException w:unhideWhenUsed="0" w:uiPriority="72" w:semiHidden="0" w:name="Colorful List Accent 3"/>
+    <w:lsdException w:unhideWhenUsed="0" w:uiPriority="73" w:semiHidden="0" w:name="Colorful Grid Accent 3"/>
+    <w:lsdException w:unhideWhenUsed="0" w:uiPriority="60" w:semiHidden="0" w:name="Light Shading Accent 4"/>
+    <w:lsdException w:unhideWhenUsed="0" w:uiPriority="61" w:semiHidden="0" w:name="Light List Accent 4"/>
+    <w:lsdException w:unhideWhenUsed="0" w:uiPriority="62" w:semiHidden="0" w:name="Light Grid Accent 4"/>
+    <w:lsdException w:unhideWhenUsed="0" w:uiPriority="63" w:semiHidden="0" w:name="Medium Shading 1 Accent 4"/>
+    <w:lsdException w:unhideWhenUsed="0" w:uiPriority="64" w:semiHidden="0" w:name="Medium Shading 2 Accent 4"/>
+    <w:lsdException w:unhideWhenUsed="0" w:uiPriority="65" w:semiHidden="0" w:name="Medium List 1 Accent 4"/>
+    <w:lsdException w:unhideWhenUsed="0" w:uiPriority="66" w:semiHidden="0" w:name="Medium List 2 Accent 4"/>
+    <w:lsdException w:unhideWhenUsed="0" w:uiPriority="67" w:semiHidden="0" w:name="Medium Grid 1 Accent 4"/>
+    <w:lsdException w:unhideWhenUsed="0" w:uiPriority="68" w:semiHidden="0" w:name="Medium Grid 2 Accent 4"/>
+    <w:lsdException w:unhideWhenUsed="0" w:uiPriority="69" w:semiHidden="0" w:name="Medium Grid 3 Accent 4"/>
+    <w:lsdException w:unhideWhenUsed="0" w:uiPriority="70" w:semiHidden="0" w:name="Dark List Accent 4"/>
+    <w:lsdException w:unhideWhenUsed="0" w:uiPriority="71" w:semiHidden="0" w:name="Colorful Shading Accent 4"/>
+    <w:lsdException w:unhideWhenUsed="0" w:uiPriority="72" w:semiHidden="0" w:name="Colorful List Accent 4"/>
+    <w:lsdException w:unhideWhenUsed="0" w:uiPriority="73" w:semiHidden="0" w:name="Colorful Grid Accent 4"/>
+    <w:lsdException w:unhideWhenUsed="0" w:uiPriority="60" w:semiHidden="0" w:name="Light Shading Accent 5"/>
+    <w:lsdException w:unhideWhenUsed="0" w:uiPriority="61" w:semiHidden="0" w:name="Light List Accent 5"/>
+    <w:lsdException w:unhideWhenUsed="0" w:uiPriority="62" w:semiHidden="0" w:name="Light Grid Accent 5"/>
+    <w:lsdException w:unhideWhenUsed="0" w:uiPriority="63" w:semiHidden="0" w:name="Medium Shading 1 Accent 5"/>
+    <w:lsdException w:unhideWhenUsed="0" w:uiPriority="64" w:semiHidden="0" w:name="Medium Shading 2 Accent 5"/>
+    <w:lsdException w:unhideWhenUsed="0" w:uiPriority="65" w:semiHidden="0" w:name="Medium List 1 Accent 5"/>
+    <w:lsdException w:unhideWhenUsed="0" w:uiPriority="66" w:semiHidden="0" w:name="Medium List 2 Accent 5"/>
+    <w:lsdException w:unhideWhenUsed="0" w:uiPriority="67" w:semiHidden="0" w:name="Medium Grid 1 Accent 5"/>
+    <w:lsdException w:unhideWhenUsed="0" w:uiPriority="68" w:semiHidden="0" w:name="Medium Grid 2 Accent 5"/>
+    <w:lsdException w:unhideWhenUsed="0" w:uiPriority="69" w:semiHidden="0" w:name="Medium Grid 3 Accent 5"/>
+    <w:lsdException w:unhideWhenUsed="0" w:uiPriority="70" w:semiHidden="0" w:name="Dark List Accent 5"/>
+    <w:lsdException w:unhideWhenUsed="0" w:uiPriority="71" w:semiHidden="0" w:name="Colorful Shading Accent 5"/>
+    <w:lsdException w:unhideWhenUsed="0" w:uiPriority="72" w:semiHidden="0" w:name="Colorful List Accent 5"/>
+    <w:lsdException w:unhideWhenUsed="0" w:uiPriority="73" w:semiHidden="0" w:name="Colorful Grid Accent 5"/>
+    <w:lsdException w:unhideWhenUsed="0" w:uiPriority="60" w:semiHidden="0" w:name="Light Shading Accent 6"/>
+    <w:lsdException w:unhideWhenUsed="0" w:uiPriority="61" w:semiHidden="0" w:name="Light List Accent 6"/>
+    <w:lsdException w:unhideWhenUsed="0" w:uiPriority="62" w:semiHidden="0" w:name="Light Grid Accent 6"/>
+    <w:lsdException w:unhideWhenUsed="0" w:uiPriority="63" w:semiHidden="0" w:name="Medium Shading 1 Accent 6"/>
+    <w:lsdException w:unhideWhenUsed="0" w:uiPriority="64" w:semiHidden="0" w:name="Medium Shading 2 Accent 6"/>
+    <w:lsdException w:unhideWhenUsed="0" w:uiPriority="65" w:semiHidden="0" w:name="Medium List 1 Accent 6"/>
+    <w:lsdException w:unhideWhenUsed="0" w:uiPriority="66" w:semiHidden="0" w:name="Medium List 2 Accent 6"/>
+    <w:lsdException w:unhideWhenUsed="0" w:uiPriority="67" w:semiHidden="0" w:name="Medium Grid 1 Accent 6"/>
+    <w:lsdException w:unhideWhenUsed="0" w:uiPriority="68" w:semiHidden="0" w:name="Medium Grid 2 Accent 6"/>
+    <w:lsdException w:unhideWhenUsed="0" w:uiPriority="69" w:semiHidden="0" w:name="Medium Grid 3 Accent 6"/>
+    <w:lsdException w:unhideWhenUsed="0" w:uiPriority="70" w:semiHidden="0" w:name="Dark List Accent 6"/>
+    <w:lsdException w:unhideWhenUsed="0" w:uiPriority="71" w:semiHidden="0" w:name="Colorful Shading Accent 6"/>
+    <w:lsdException w:unhideWhenUsed="0" w:uiPriority="72" w:semiHidden="0" w:name="Colorful List Accent 6"/>
+    <w:lsdException w:unhideWhenUsed="0" w:uiPriority="73" w:semiHidden="0" w:name="Colorful Grid Accent 6"/>
+  </w:latentStyles>
+  <w:style w:type="paragraph" w:default="1" w:styleId="1">
     <w:name w:val="Normal"/>
     <w:qFormat/>
+    <w:uiPriority w:val="0"/>
+    <w:pPr>
+      <w:spacing w:before="0" w:after="120" w:line="300" w:lineRule="auto"/>
+    </w:pPr>
+    <w:rPr>
+      <w:rFonts w:ascii="Calibri" w:hAnsi="Calibri" w:eastAsia="微软雅黑" w:cs="Calibri"/>
+      <w:sz w:val="21"/>
+      <w:szCs w:val="21"/>
+    </w:rPr>
   </w:style>
-  <w:style w:type="paragraph" w:styleId="Heading1">
+  <w:style w:type="paragraph" w:styleId="2">
     <w:name w:val="heading 1"/>
-    <w:basedOn w:val="Normal"/>
+    <w:basedOn w:val="1"/>
     <w:qFormat/>
+    <w:uiPriority w:val="0"/>
     <w:pPr>
       <w:keepNext/>
       <w:spacing w:before="300" w:after="160"/>
@@ -1825,16 +2246,17 @@
       <w:szCs w:val="32"/>
     </w:rPr>
   </w:style>
-  <w:style w:type="paragraph" w:styleId="Heading2">
+  <w:style w:type="paragraph" w:styleId="3">
     <w:name w:val="heading 2"/>
-    <w:basedOn w:val="Normal"/>
+    <w:basedOn w:val="1"/>
     <w:qFormat/>
+    <w:uiPriority w:val="0"/>
     <w:pPr>
       <w:keepNext/>
+      <w:pBdr>
+        <w:bottom w:val="single" w:color="D0D7E5" w:sz="6" w:space="3"/>
+      </w:pBdr>
       <w:spacing w:before="280" w:after="130"/>
-      <w:pBdr>
-        <w:bottom w:val="single" w:sz="6" w:space="3" w:color="D0D7E5"/>
-      </w:pBdr>
       <w:outlineLvl w:val="1"/>
     </w:pPr>
     <w:rPr>
@@ -1844,10 +2266,11 @@
       <w:szCs w:val="26"/>
     </w:rPr>
   </w:style>
-  <w:style w:type="paragraph" w:styleId="Heading3">
+  <w:style w:type="paragraph" w:styleId="4">
     <w:name w:val="heading 3"/>
-    <w:basedOn w:val="Normal"/>
+    <w:basedOn w:val="1"/>
     <w:qFormat/>
+    <w:uiPriority w:val="0"/>
     <w:pPr>
       <w:keepNext/>
       <w:spacing w:before="220" w:after="110"/>
@@ -1860,15 +2283,36 @@
       <w:szCs w:val="23"/>
     </w:rPr>
   </w:style>
-  <w:style w:type="paragraph" w:styleId="Quote">
+  <w:style w:type="character" w:default="1" w:styleId="6">
+    <w:name w:val="Default Paragraph Font"/>
+    <w:semiHidden/>
+    <w:qFormat/>
+    <w:uiPriority w:val="0"/>
+  </w:style>
+  <w:style w:type="table" w:default="1" w:styleId="5">
+    <w:name w:val="Normal Table"/>
+    <w:semiHidden/>
+    <w:uiPriority w:val="0"/>
+    <w:tblPr>
+      <w:tblCellMar>
+        <w:top w:w="0" w:type="dxa"/>
+        <w:left w:w="108" w:type="dxa"/>
+        <w:bottom w:w="0" w:type="dxa"/>
+        <w:right w:w="108" w:type="dxa"/>
+      </w:tblCellMar>
+    </w:tblPr>
+  </w:style>
+  <w:style w:type="paragraph" w:styleId="7">
     <w:name w:val="Quote"/>
-    <w:basedOn w:val="Normal"/>
+    <w:basedOn w:val="1"/>
+    <w:qFormat/>
+    <w:uiPriority w:val="0"/>
     <w:pPr>
       <w:pBdr>
-        <w:left w:val="single" w:sz="18" w:space="10" w:color="C9CDD4"/>
+        <w:left w:val="single" w:color="C9CDD4" w:sz="18" w:space="10"/>
       </w:pBdr>
+      <w:spacing w:before="90" w:after="150"/>
       <w:ind w:left="284" w:right="284"/>
-      <w:spacing w:before="90" w:after="150"/>
     </w:pPr>
     <w:rPr>
       <w:color w:val="595959"/>
@@ -1876,13 +2320,14 @@
       <w:szCs w:val="20"/>
     </w:rPr>
   </w:style>
-  <w:style w:type="paragraph" w:styleId="Code">
+  <w:style w:type="paragraph" w:customStyle="1" w:styleId="8">
     <w:name w:val="Code"/>
-    <w:basedOn w:val="Normal"/>
+    <w:basedOn w:val="1"/>
+    <w:uiPriority w:val="0"/>
     <w:pPr>
       <w:shd w:val="clear" w:color="auto" w:fill="F6F7F9"/>
+      <w:spacing w:before="80" w:after="80" w:line="264" w:lineRule="auto"/>
       <w:ind w:left="227" w:right="227"/>
-      <w:spacing w:before="80" w:after="80" w:line="264" w:lineRule="auto"/>
     </w:pPr>
     <w:rPr>
       <w:rFonts w:ascii="Consolas" w:hAnsi="Consolas" w:eastAsia="Consolas"/>
@@ -1890,28 +2335,34 @@
       <w:szCs w:val="19"/>
     </w:rPr>
   </w:style>
-  <w:style w:type="paragraph" w:styleId="Check">
+  <w:style w:type="paragraph" w:customStyle="1" w:styleId="9">
     <w:name w:val="Check"/>
-    <w:basedOn w:val="Normal"/>
+    <w:basedOn w:val="1"/>
+    <w:qFormat/>
+    <w:uiPriority w:val="0"/>
     <w:pPr>
+      <w:spacing w:after="60"/>
       <w:ind w:left="454" w:hanging="284"/>
-      <w:spacing w:after="60"/>
     </w:pPr>
   </w:style>
-  <w:style w:type="paragraph" w:styleId="Bullet">
+  <w:style w:type="paragraph" w:customStyle="1" w:styleId="10">
     <w:name w:val="Bullet"/>
-    <w:basedOn w:val="Normal"/>
+    <w:basedOn w:val="1"/>
+    <w:qFormat/>
+    <w:uiPriority w:val="0"/>
     <w:pPr>
+      <w:spacing w:after="60"/>
       <w:ind w:left="454" w:hanging="284"/>
-      <w:spacing w:after="60"/>
     </w:pPr>
   </w:style>
-  <w:style w:type="paragraph" w:styleId="HR">
+  <w:style w:type="paragraph" w:customStyle="1" w:styleId="11">
     <w:name w:val="HR"/>
-    <w:basedOn w:val="Normal"/>
+    <w:basedOn w:val="1"/>
+    <w:qFormat/>
+    <w:uiPriority w:val="0"/>
     <w:pPr>
       <w:pBdr>
-        <w:bottom w:val="single" w:sz="6" w:space="1" w:color="D9D9D9"/>
+        <w:bottom w:val="single" w:color="D9D9D9" w:sz="6" w:space="1"/>
       </w:pBdr>
       <w:spacing w:before="80" w:after="150"/>
     </w:pPr>
@@ -1921,4 +2372,288 @@
     </w:rPr>
   </w:style>
 </w:styles>
+</file>
+
+<file path=word/theme/theme1.xml><?xml version="1.0" encoding="utf-8"?>
+<a:theme xmlns:a="http://schemas.openxmlformats.org/drawingml/2006/main" name="Office">
+  <a:themeElements>
+    <a:clrScheme name="Office">
+      <a:dk1>
+        <a:sysClr val="windowText" lastClr="000000"/>
+      </a:dk1>
+      <a:lt1>
+        <a:sysClr val="window" lastClr="FFFFFF"/>
+      </a:lt1>
+      <a:dk2>
+        <a:srgbClr val="1F497D"/>
+      </a:dk2>
+      <a:lt2>
+        <a:srgbClr val="EEECE1"/>
+      </a:lt2>
+      <a:accent1>
+        <a:srgbClr val="4F81BD"/>
+      </a:accent1>
+      <a:accent2>
+        <a:srgbClr val="C0504D"/>
+      </a:accent2>
+      <a:accent3>
+        <a:srgbClr val="9BBB59"/>
+      </a:accent3>
+      <a:accent4>
+        <a:srgbClr val="8064A2"/>
+      </a:accent4>
+      <a:accent5>
+        <a:srgbClr val="4BACC6"/>
+      </a:accent5>
+      <a:accent6>
+        <a:srgbClr val="F79646"/>
+      </a:accent6>
+      <a:hlink>
+        <a:srgbClr val="0000FF"/>
+      </a:hlink>
+      <a:folHlink>
+        <a:srgbClr val="800080"/>
+      </a:folHlink>
+    </a:clrScheme>
+    <a:fontScheme name="Office">
+      <a:majorFont>
+        <a:latin typeface="Cambria"/>
+        <a:ea typeface=""/>
+        <a:cs typeface=""/>
+        <a:font script="Jpan" typeface="游ゴシック Light"/>
+        <a:font script="Hang" typeface="맑은 고딕"/>
+        <a:font script="Hans" typeface="宋体"/>
+        <a:font script="Hant" typeface="新細明體"/>
+        <a:font script="Arab" typeface="Times New Roman"/>
+        <a:font script="Hebr" typeface="Times New Roman"/>
+        <a:font script="Thai" typeface="Angsana New"/>
+        <a:font script="Ethi" typeface="Nyala"/>
+        <a:font script="Beng" typeface="Vrinda"/>
+        <a:font script="Gujr" typeface="Shruti"/>
+        <a:font script="Khmr" typeface="MoolBoran"/>
+        <a:font script="Knda" typeface="Tunga"/>
+        <a:font script="Guru" typeface="Raavi"/>
+        <a:font script="Cans" typeface="Euphemia"/>
+        <a:font script="Cher" typeface="Plantagenet Cherokee"/>
+        <a:font script="Yiii" typeface="Microsoft Yi Baiti"/>
+        <a:font script="Tibt" typeface="Microsoft Himalaya"/>
+        <a:font script="Thaa" typeface="MV Boli"/>
+        <a:font script="Deva" typeface="Mangal"/>
+        <a:font script="Telu" typeface="Gautami"/>
+        <a:font script="Taml" typeface="Latha"/>
+        <a:font script="Syrc" typeface="Estrangelo Edessa"/>
+        <a:font script="Orya" typeface="Kalinga"/>
+        <a:font script="Mlym" typeface="Kartika"/>
+        <a:font script="Laoo" typeface="DokChampa"/>
+        <a:font script="Sinh" typeface="Iskoola Pota"/>
+        <a:font script="Mong" typeface="Mongolian Baiti"/>
+        <a:font script="Viet" typeface="Times New Roman"/>
+        <a:font script="Uigh" typeface="Microsoft Uighur"/>
+        <a:font script="Geor" typeface="Sylfaen"/>
+      </a:majorFont>
+      <a:minorFont>
+        <a:latin typeface="Calibri"/>
+        <a:ea typeface=""/>
+        <a:cs typeface=""/>
+        <a:font script="Jpan" typeface="游明朝"/>
+        <a:font script="Hang" typeface="맑은 고딕"/>
+        <a:font script="Hans" typeface="宋体"/>
+        <a:font script="Hant" typeface="新細明體"/>
+        <a:font script="Arab" typeface="Arial"/>
+        <a:font script="Hebr" typeface="Arial"/>
+        <a:font script="Thai" typeface="Cordia New"/>
+        <a:font script="Ethi" typeface="Nyala"/>
+        <a:font script="Beng" typeface="Vrinda"/>
+        <a:font script="Gujr" typeface="Shruti"/>
+        <a:font script="Khmr" typeface="DaunPenh"/>
+        <a:font script="Knda" typeface="Tunga"/>
+        <a:font script="Guru" typeface="Raavi"/>
+        <a:font script="Cans" typeface="Euphemia"/>
+        <a:font script="Cher" typeface="Plantagenet Cherokee"/>
+        <a:font script="Yiii" typeface="Microsoft Yi Baiti"/>
+        <a:font script="Tibt" typeface="Microsoft Himalaya"/>
+        <a:font script="Thaa" typeface="MV Boli"/>
+        <a:font script="Deva" typeface="Mangal"/>
+        <a:font script="Telu" typeface="Gautami"/>
+        <a:font script="Taml" typeface="Latha"/>
+        <a:font script="Syrc" typeface="Estrangelo Edessa"/>
+        <a:font script="Orya" typeface="Kalinga"/>
+        <a:font script="Mlym" typeface="Kartika"/>
+        <a:font script="Laoo" typeface="DokChampa"/>
+        <a:font script="Sinh" typeface="Iskoola Pota"/>
+        <a:font script="Mong" typeface="Mongolian Baiti"/>
+        <a:font script="Viet" typeface="Arial"/>
+        <a:font script="Uigh" typeface="Microsoft Uighur"/>
+        <a:font script="Geor" typeface="Sylfaen"/>
+      </a:minorFont>
+    </a:fontScheme>
+    <a:fmtScheme name="Office">
+      <a:fillStyleLst>
+        <a:solidFill>
+          <a:schemeClr val="phClr"/>
+        </a:solidFill>
+        <a:gradFill rotWithShape="1">
+          <a:gsLst>
+            <a:gs pos="0">
+              <a:schemeClr val="phClr">
+                <a:tint val="50000"/>
+                <a:satMod val="300000"/>
+              </a:schemeClr>
+            </a:gs>
+            <a:gs pos="35000">
+              <a:schemeClr val="phClr">
+                <a:tint val="37000"/>
+                <a:satMod val="300000"/>
+              </a:schemeClr>
+            </a:gs>
+            <a:gs pos="100000">
+              <a:schemeClr val="phClr">
+                <a:tint val="15000"/>
+                <a:satMod val="350000"/>
+              </a:schemeClr>
+            </a:gs>
+          </a:gsLst>
+          <a:lin ang="16200000" scaled="1"/>
+        </a:gradFill>
+        <a:gradFill rotWithShape="1">
+          <a:gsLst>
+            <a:gs pos="0">
+              <a:schemeClr val="phClr">
+                <a:shade val="51000"/>
+                <a:satMod val="130000"/>
+              </a:schemeClr>
+            </a:gs>
+            <a:gs pos="80000">
+              <a:schemeClr val="phClr">
+                <a:shade val="93000"/>
+                <a:satMod val="130000"/>
+              </a:schemeClr>
+            </a:gs>
+            <a:gs pos="100000">
+              <a:schemeClr val="phClr">
+                <a:shade val="94000"/>
+                <a:satMod val="135000"/>
+              </a:schemeClr>
+            </a:gs>
+          </a:gsLst>
+          <a:lin ang="16200000" scaled="0"/>
+        </a:gradFill>
+      </a:fillStyleLst>
+      <a:lnStyleLst>
+        <a:ln w="9525" cap="flat" cmpd="sng" algn="ctr">
+          <a:solidFill>
+            <a:schemeClr val="phClr">
+              <a:shade val="95000"/>
+              <a:satMod val="105000"/>
+            </a:schemeClr>
+          </a:solidFill>
+          <a:prstDash val="solid"/>
+        </a:ln>
+        <a:ln w="25400" cap="flat" cmpd="sng" algn="ctr">
+          <a:solidFill>
+            <a:schemeClr val="phClr"/>
+          </a:solidFill>
+          <a:prstDash val="solid"/>
+        </a:ln>
+        <a:ln w="38100" cap="flat" cmpd="sng" algn="ctr">
+          <a:solidFill>
+            <a:schemeClr val="phClr"/>
+          </a:solidFill>
+          <a:prstDash val="solid"/>
+        </a:ln>
+      </a:lnStyleLst>
+      <a:effectStyleLst>
+        <a:effectStyle>
+          <a:effectLst>
+            <a:outerShdw blurRad="40000" dist="20000" dir="5400000" rotWithShape="0">
+              <a:srgbClr val="000000">
+                <a:alpha val="38000"/>
+              </a:srgbClr>
+            </a:outerShdw>
+          </a:effectLst>
+        </a:effectStyle>
+        <a:effectStyle>
+          <a:effectLst>
+            <a:outerShdw blurRad="40000" dist="23000" dir="5400000" rotWithShape="0">
+              <a:srgbClr val="000000">
+                <a:alpha val="35000"/>
+              </a:srgbClr>
+            </a:outerShdw>
+          </a:effectLst>
+        </a:effectStyle>
+        <a:effectStyle>
+          <a:effectLst>
+            <a:outerShdw blurRad="40000" dist="23000" dir="5400000" rotWithShape="0">
+              <a:srgbClr val="000000">
+                <a:alpha val="35000"/>
+              </a:srgbClr>
+            </a:outerShdw>
+          </a:effectLst>
+          <a:scene3d>
+            <a:camera prst="orthographicFront">
+              <a:rot lat="0" lon="0" rev="0"/>
+            </a:camera>
+            <a:lightRig rig="threePt" dir="t">
+              <a:rot lat="0" lon="0" rev="1200000"/>
+            </a:lightRig>
+          </a:scene3d>
+          <a:sp3d>
+            <a:bevelT w="63500" h="25400"/>
+          </a:sp3d>
+        </a:effectStyle>
+      </a:effectStyleLst>
+      <a:bgFillStyleLst>
+        <a:solidFill>
+          <a:schemeClr val="phClr"/>
+        </a:solidFill>
+        <a:gradFill rotWithShape="1">
+          <a:gsLst>
+            <a:gs pos="0">
+              <a:schemeClr val="phClr">
+                <a:tint val="40000"/>
+                <a:satMod val="350000"/>
+              </a:schemeClr>
+            </a:gs>
+            <a:gs pos="40000">
+              <a:schemeClr val="phClr">
+                <a:tint val="45000"/>
+                <a:satMod val="350000"/>
+                <a:shade val="99000"/>
+              </a:schemeClr>
+            </a:gs>
+            <a:gs pos="100000">
+              <a:schemeClr val="phClr">
+                <a:shade val="20000"/>
+                <a:satMod val="255000"/>
+              </a:schemeClr>
+            </a:gs>
+          </a:gsLst>
+          <a:path path="circle">
+            <a:fillToRect l="50000" t="-80000" r="50000" b="180000"/>
+          </a:path>
+        </a:gradFill>
+        <a:gradFill rotWithShape="1">
+          <a:gsLst>
+            <a:gs pos="0">
+              <a:schemeClr val="phClr">
+                <a:tint val="80000"/>
+                <a:satMod val="300000"/>
+              </a:schemeClr>
+            </a:gs>
+            <a:gs pos="100000">
+              <a:schemeClr val="phClr">
+                <a:shade val="30000"/>
+                <a:satMod val="200000"/>
+              </a:schemeClr>
+            </a:gs>
+          </a:gsLst>
+          <a:path path="circle">
+            <a:fillToRect l="50000" t="50000" r="50000" b="50000"/>
+          </a:path>
+        </a:gradFill>
+      </a:bgFillStyleLst>
+    </a:fmtScheme>
+  </a:themeElements>
+  <a:objectDefaults/>
+</a:theme>
 </file>